--- a/assignments/제출용/환경친화형농업_중간과제물_제출용.docx
+++ b/assignments/제출용/환경친화형농업_중간과제물_제출용.docx
@@ -4,50 +4,108 @@
   <w:body>
     <w:p>
       <w:pPr>
-        <w:spacing w:before="0" w:after="0" w:line="240" w:lineRule="auto"/>
-        <w:jc w:val="left"/>
-      </w:pPr>
-    </w:p>
-    <w:p>
-      <w:pPr>
-        <w:spacing w:before="0" w:after="0" w:line="240" w:lineRule="auto"/>
-        <w:jc w:val="left"/>
-      </w:pPr>
-    </w:p>
-    <w:p>
-      <w:pPr>
-        <w:spacing w:before="0" w:after="0" w:line="240" w:lineRule="auto"/>
-        <w:jc w:val="left"/>
-      </w:pPr>
-    </w:p>
-    <w:p>
-      <w:pPr>
-        <w:spacing w:before="0" w:after="280" w:line="240" w:lineRule="auto"/>
+        <w:widowControl w:val="0"/>
+        <w:autoSpaceDE w:val="0"/>
+        <w:snapToGrid w:val="0"/>
+        <w:spacing w:before="0" w:after="0" w:line="384" w:lineRule="auto"/>
+        <w:ind w:left="0" w:right="0" w:firstLine="0"/>
         <w:jc w:val="center"/>
+        <w:textAlignment w:val="baseline"/>
+        <w:rPr>
+          <w:rFonts w:ascii="HY헤드라인M" w:hAnsi="HY헤드라인M" w:eastAsia="HY헤드라인M" w:cs="Times New Roman"/>
+          <w:b w:val="0"/>
+          <w:bCs w:val="0"/>
+          <w:i w:val="0"/>
+          <w:color w:val="000000"/>
+          <w:kern w:val="2"/>
+          <w:sz w:val="40"/>
+          <w:szCs w:val="22"/>
+        </w:rPr>
       </w:pPr>
       <w:r>
         <w:rPr>
-          <w:rFonts w:ascii="굴림" w:hAnsi="굴림" w:eastAsia="굴림"/>
-          <w:b/>
+          <w:rFonts w:ascii="HY헤드라인M" w:hAnsi="HY헤드라인M" w:eastAsia="HY헤드라인M" w:cs="Times New Roman"/>
+          <w:b w:val="0"/>
+          <w:bCs w:val="0"/>
+          <w:i w:val="0"/>
+          <w:color w:val="000000"/>
+          <w:kern w:val="2"/>
           <w:sz w:val="40"/>
+          <w:szCs w:val="22"/>
         </w:rPr>
-        <w:t>2026  학년도  2  학기 중간과제물</w:t>
+        <w:t xml:space="preserve">2026  </w:t>
       </w:r>
       <w:r>
         <w:rPr>
-          <w:rFonts w:ascii="굴림" w:hAnsi="굴림" w:eastAsia="굴림"/>
-          <w:b/>
-          <w:color w:val="0000FF"/>
+          <w:rFonts w:ascii="HY헤드라인M" w:hAnsi="HY헤드라인M" w:eastAsia="HY헤드라인M" w:cs="Times New Roman"/>
+          <w:b w:val="0"/>
+          <w:bCs w:val="0"/>
+          <w:i w:val="0"/>
+          <w:color w:val="000000"/>
+          <w:kern w:val="2"/>
           <w:sz w:val="40"/>
+          <w:szCs w:val="22"/>
         </w:rPr>
-        <w:t>(온라인 제출용)</w:t>
+        <w:t xml:space="preserve">학년도  2학기 </w:t>
+      </w:r>
+      <w:r>
+        <w:rPr>
+          <w:rFonts w:ascii="HY헤드라인M" w:hAnsi="HY헤드라인M" w:eastAsia="HY헤드라인M" w:cs="Times New Roman"/>
+          <w:b w:val="0"/>
+          <w:bCs w:val="0"/>
+          <w:i w:val="0"/>
+          <w:color w:val="000000"/>
+          <w:kern w:val="2"/>
+          <w:sz w:val="40"/>
+          <w:szCs w:val="22"/>
+        </w:rPr>
+        <w:t xml:space="preserve">중간과제물</w:t>
+      </w:r>
+      <w:r>
+        <w:rPr>
+          <w:rFonts w:ascii="HY헤드라인M" w:hAnsi="HY헤드라인M" w:eastAsia="HY헤드라인M" w:cs="Times New Roman"/>
+          <w:b w:val="0"/>
+          <w:bCs w:val="0"/>
+          <w:i w:val="0"/>
+          <w:color w:val="000000"/>
+          <w:kern w:val="2"/>
+          <w:sz w:val="40"/>
+          <w:szCs w:val="22"/>
+        </w:rPr>
+        <w:t xml:space="preserve">(</w:t>
+      </w:r>
+      <w:r>
+        <w:rPr>
+          <w:rFonts w:ascii="HY헤드라인M" w:hAnsi="HY헤드라인M" w:eastAsia="HY헤드라인M" w:cs="Times New Roman"/>
+          <w:b w:val="0"/>
+          <w:bCs w:val="0"/>
+          <w:i w:val="0"/>
+          <w:color w:val="000000"/>
+          <w:kern w:val="2"/>
+          <w:sz w:val="40"/>
+          <w:szCs w:val="22"/>
+        </w:rPr>
+        <w:t xml:space="preserve">온라인 제출용</w:t>
+      </w:r>
+      <w:r>
+        <w:rPr>
+          <w:rFonts w:ascii="HY헤드라인M" w:hAnsi="HY헤드라인M" w:eastAsia="HY헤드라인M" w:cs="Times New Roman"/>
+          <w:b w:val="0"/>
+          <w:bCs w:val="0"/>
+          <w:i w:val="0"/>
+          <w:color w:val="000000"/>
+          <w:kern w:val="2"/>
+          <w:sz w:val="40"/>
+          <w:szCs w:val="22"/>
+        </w:rPr>
+        <w:t xml:space="preserve">)</w:t>
       </w:r>
     </w:p>
     <w:tbl>
       <w:tblPr>
-        <w:tblW w:type="dxa" w:w="8390"/>
+        <w:tblW w:w="9520" w:type="dxa"/>
         <w:jc w:val="left"/>
-        <w:tblLook w:firstColumn="1" w:firstRow="1" w:lastColumn="0" w:lastRow="0" w:noHBand="0" w:noVBand="1" w:val="04A0"/>
+        <w:tblInd w:w="102" w:type="dxa"/>
         <w:tblBorders>
           <w:top w:val="nil"/>
           <w:left w:val="nil"/>
@@ -57,355 +115,942 @@
           <w:insideV w:val="nil"/>
         </w:tblBorders>
         <w:tblLayout w:type="fixed"/>
+        <w:tblCellMar>
+          <w:top w:w="28" w:type="dxa"/>
+          <w:left w:w="102" w:type="dxa"/>
+          <w:bottom w:w="28" w:type="dxa"/>
+          <w:right w:w="102" w:type="dxa"/>
+        </w:tblCellMar>
+        <w:tblLook w:val="0000" w:firstRow="0" w:lastRow="0" w:firstColumn="0" w:lastColumn="0" w:noHBand="0" w:noVBand="0"/>
       </w:tblPr>
       <w:tblGrid>
-        <w:gridCol w:w="453"/>
-        <w:gridCol w:w="2267"/>
-        <w:gridCol w:w="5669"/>
+        <w:gridCol w:w="427"/>
+        <w:gridCol w:w="1549"/>
+        <w:gridCol w:w="259"/>
+        <w:gridCol w:w="7285"/>
       </w:tblGrid>
       <w:tr>
+        <w:trPr>
+          <w:trHeight w:val="266" w:hRule="atLeast"/>
+        </w:trPr>
         <w:tc>
           <w:tcPr>
-            <w:tcW w:type="dxa" w:w="454"/>
+            <w:tcW w:w="427" w:type="dxa"/>
+            <w:tcBorders>
+              <w:top w:val="single" w:sz="2" w:space="0" w:color="000000"/>
+              <w:left w:val="single" w:sz="2" w:space="0" w:color="000000"/>
+            </w:tcBorders>
             <w:vAlign w:val="center"/>
           </w:tcPr>
           <w:p>
             <w:pPr>
-              <w:spacing w:line="240" w:lineRule="auto"/>
+              <w:widowControl w:val="0"/>
+              <w:autoSpaceDE w:val="0"/>
+              <w:snapToGrid w:val="0"/>
+              <w:spacing w:before="0" w:after="0" w:line="240" w:lineRule="auto"/>
+              <w:ind w:left="0" w:right="0" w:firstLine="0"/>
+              <w:jc w:val="both"/>
+              <w:textAlignment w:val="baseline"/>
+              <w:rPr>
+                <w:rFonts w:ascii="바탕" w:hAnsi="바탕" w:eastAsia="바탕" w:cs="Times New Roman"/>
+                <w:b w:val="0"/>
+                <w:bCs w:val="0"/>
+                <w:i w:val="0"/>
+                <w:color w:val="000000"/>
+                <w:kern w:val="2"/>
+                <w:sz w:val="24"/>
+                <w:szCs w:val="22"/>
+              </w:rPr>
             </w:pPr>
             <w:r>
               <w:rPr>
-                <w:rFonts w:ascii="굴림" w:hAnsi="굴림" w:eastAsia="굴림"/>
-                <w:b/>
-                <w:sz w:val="26"/>
+                <w:rFonts w:ascii="바탕" w:hAnsi="바탕" w:eastAsia="바탕" w:cs="Times New Roman"/>
+                <w:b w:val="0"/>
+                <w:bCs w:val="0"/>
+                <w:i w:val="0"/>
+                <w:color w:val="000000"/>
+                <w:kern w:val="2"/>
+                <w:sz w:val="24"/>
+                <w:szCs w:val="22"/>
               </w:rPr>
-              <w:t>❍</w:t>
+              <w:t xml:space="preserve"></w:t>
             </w:r>
           </w:p>
         </w:tc>
         <w:tc>
           <w:tcPr>
-            <w:tcW w:type="dxa" w:w="2268"/>
+            <w:tcW w:w="1549" w:type="dxa"/>
+            <w:tcBorders>
+              <w:top w:val="single" w:sz="2" w:space="0" w:color="000000"/>
+            </w:tcBorders>
             <w:vAlign w:val="center"/>
           </w:tcPr>
           <w:p>
             <w:pPr>
-              <w:spacing w:line="240" w:lineRule="auto"/>
+              <w:widowControl w:val="0"/>
+              <w:autoSpaceDE w:val="0"/>
+              <w:snapToGrid w:val="0"/>
+              <w:spacing w:before="0" w:after="0" w:line="240" w:lineRule="auto"/>
+              <w:ind w:left="0" w:right="0" w:firstLine="0"/>
               <w:jc w:val="distribute"/>
+              <w:textAlignment w:val="baseline"/>
+              <w:rPr>
+                <w:rFonts w:ascii="바탕" w:hAnsi="바탕" w:eastAsia="맑은 고딕" w:cs="Times New Roman"/>
+                <w:b/>
+                <w:bCs w:val="0"/>
+                <w:i w:val="0"/>
+                <w:color w:val="000000"/>
+                <w:kern w:val="2"/>
+                <w:sz w:val="24"/>
+                <w:szCs w:val="22"/>
+              </w:rPr>
             </w:pPr>
             <w:r>
               <w:rPr>
-                <w:rFonts w:ascii="굴림" w:hAnsi="굴림" w:eastAsia="굴림"/>
+                <w:rFonts w:ascii="바탕" w:hAnsi="바탕" w:eastAsia="맑은 고딕" w:cs="Times New Roman"/>
                 <w:b/>
-                <w:sz w:val="26"/>
+                <w:bCs w:val="0"/>
+                <w:i w:val="0"/>
+                <w:color w:val="000000"/>
+                <w:kern w:val="2"/>
+                <w:sz w:val="24"/>
+                <w:szCs w:val="22"/>
               </w:rPr>
-              <w:t>교 과 목 명</w:t>
+              <w:t xml:space="preserve">교과목명</w:t>
             </w:r>
           </w:p>
         </w:tc>
         <w:tc>
           <w:tcPr>
-            <w:tcW w:type="dxa" w:w="5669"/>
+            <w:tcW w:w="259" w:type="dxa"/>
+            <w:tcBorders>
+              <w:top w:val="single" w:sz="2" w:space="0" w:color="000000"/>
+            </w:tcBorders>
             <w:vAlign w:val="center"/>
           </w:tcPr>
           <w:p>
             <w:pPr>
-              <w:spacing w:line="240" w:lineRule="auto"/>
+              <w:widowControl w:val="0"/>
+              <w:autoSpaceDE w:val="0"/>
+              <w:snapToGrid w:val="0"/>
+              <w:spacing w:before="0" w:after="0" w:line="240" w:lineRule="auto"/>
+              <w:ind w:left="0" w:right="0" w:firstLine="0"/>
+              <w:jc w:val="both"/>
+              <w:textAlignment w:val="baseline"/>
+              <w:rPr>
+                <w:rFonts w:ascii="맑은 고딕" w:hAnsi="맑은 고딕" w:eastAsia="바탕" w:cs="Times New Roman"/>
+                <w:b w:val="0"/>
+                <w:bCs w:val="0"/>
+                <w:i w:val="0"/>
+                <w:color w:val="000000"/>
+                <w:kern w:val="2"/>
+                <w:sz w:val="24"/>
+                <w:szCs w:val="22"/>
+              </w:rPr>
             </w:pPr>
             <w:r>
               <w:rPr>
-                <w:rFonts w:ascii="굴림" w:hAnsi="굴림" w:eastAsia="굴림"/>
+                <w:rFonts w:ascii="맑은 고딕" w:hAnsi="맑은 고딕" w:eastAsia="바탕" w:cs="Times New Roman"/>
                 <w:b w:val="0"/>
-                <w:sz w:val="26"/>
+                <w:bCs w:val="0"/>
+                <w:i w:val="0"/>
+                <w:color w:val="000000"/>
+                <w:kern w:val="2"/>
+                <w:sz w:val="24"/>
+                <w:szCs w:val="22"/>
               </w:rPr>
-              <w:t xml:space="preserve"> :  환경친화형농업</w:t>
+              <w:t xml:space="preserve">:</w:t>
+            </w:r>
+          </w:p>
+        </w:tc>
+        <w:tc>
+          <w:tcPr>
+            <w:tcW w:w="7285" w:type="dxa"/>
+            <w:tcBorders>
+              <w:top w:val="single" w:sz="2" w:space="0" w:color="000000"/>
+              <w:right w:val="single" w:sz="2" w:space="0" w:color="000000"/>
+            </w:tcBorders>
+            <w:vAlign w:val="center"/>
+          </w:tcPr>
+          <w:p>
+            <w:pPr>
+              <w:widowControl w:val="0"/>
+              <w:autoSpaceDE w:val="0"/>
+              <w:snapToGrid w:val="0"/>
+              <w:spacing w:before="0" w:after="0" w:line="240" w:lineRule="auto"/>
+              <w:ind w:left="0" w:right="0" w:firstLine="0"/>
+              <w:jc w:val="both"/>
+              <w:textAlignment w:val="baseline"/>
+              <w:rPr>
+                <w:rFonts w:ascii="맑은 고딕" w:hAnsi="맑은 고딕" w:eastAsia="맑은 고딕" w:cs="Times New Roman"/>
+                <w:b w:val="0"/>
+                <w:bCs w:val="0"/>
+                <w:i w:val="0"/>
+                <w:color w:val="000000"/>
+                <w:kern w:val="2"/>
+                <w:sz w:val="24"/>
+                <w:szCs w:val="22"/>
+              </w:rPr>
+            </w:pPr>
+            <w:r>
+              <w:rPr>
+                <w:rFonts w:ascii="맑은 고딕" w:hAnsi="맑은 고딕" w:eastAsia="맑은 고딕" w:cs="Times New Roman"/>
+                <w:b w:val="0"/>
+                <w:bCs w:val="0"/>
+                <w:i w:val="0"/>
+                <w:color w:val="000000"/>
+                <w:kern w:val="2"/>
+                <w:sz w:val="24"/>
+                <w:szCs w:val="22"/>
+              </w:rPr>
+              <w:t xml:space="preserve">환경친화형농업</w:t>
             </w:r>
           </w:p>
         </w:tc>
       </w:tr>
       <w:tr>
+        <w:trPr>
+          <w:trHeight w:val="266" w:hRule="atLeast"/>
+        </w:trPr>
         <w:tc>
           <w:tcPr>
-            <w:tcW w:type="dxa" w:w="454"/>
+            <w:tcW w:w="427" w:type="dxa"/>
+            <w:tcBorders>
+              <w:left w:val="single" w:sz="2" w:space="0" w:color="000000"/>
+            </w:tcBorders>
             <w:vAlign w:val="center"/>
           </w:tcPr>
           <w:p>
             <w:pPr>
-              <w:spacing w:line="240" w:lineRule="auto"/>
+              <w:widowControl w:val="0"/>
+              <w:autoSpaceDE w:val="0"/>
+              <w:snapToGrid w:val="0"/>
+              <w:spacing w:before="0" w:after="0" w:line="240" w:lineRule="auto"/>
+              <w:ind w:left="0" w:right="0" w:firstLine="0"/>
+              <w:jc w:val="both"/>
+              <w:textAlignment w:val="baseline"/>
+              <w:rPr>
+                <w:rFonts w:ascii="바탕" w:hAnsi="바탕" w:eastAsia="바탕" w:cs="Times New Roman"/>
+                <w:b w:val="0"/>
+                <w:bCs w:val="0"/>
+                <w:i w:val="0"/>
+                <w:color w:val="000000"/>
+                <w:kern w:val="2"/>
+                <w:sz w:val="24"/>
+                <w:szCs w:val="22"/>
+              </w:rPr>
             </w:pPr>
             <w:r>
               <w:rPr>
-                <w:rFonts w:ascii="굴림" w:hAnsi="굴림" w:eastAsia="굴림"/>
-                <w:b/>
-                <w:sz w:val="26"/>
+                <w:rFonts w:ascii="바탕" w:hAnsi="바탕" w:eastAsia="바탕" w:cs="Times New Roman"/>
+                <w:b w:val="0"/>
+                <w:bCs w:val="0"/>
+                <w:i w:val="0"/>
+                <w:color w:val="000000"/>
+                <w:kern w:val="2"/>
+                <w:sz w:val="24"/>
+                <w:szCs w:val="22"/>
               </w:rPr>
-              <w:t>❍</w:t>
+              <w:t xml:space="preserve"></w:t>
             </w:r>
           </w:p>
         </w:tc>
         <w:tc>
           <w:tcPr>
-            <w:tcW w:type="dxa" w:w="2268"/>
+            <w:tcW w:w="1549" w:type="dxa"/>
+            <w:tcBorders/>
             <w:vAlign w:val="center"/>
           </w:tcPr>
           <w:p>
             <w:pPr>
-              <w:spacing w:line="240" w:lineRule="auto"/>
+              <w:widowControl w:val="0"/>
+              <w:autoSpaceDE w:val="0"/>
+              <w:snapToGrid w:val="0"/>
+              <w:spacing w:before="0" w:after="0" w:line="240" w:lineRule="auto"/>
+              <w:ind w:left="0" w:right="0" w:firstLine="0"/>
               <w:jc w:val="distribute"/>
+              <w:textAlignment w:val="baseline"/>
+              <w:rPr>
+                <w:rFonts w:ascii="바탕" w:hAnsi="바탕" w:eastAsia="맑은 고딕" w:cs="Times New Roman"/>
+                <w:b/>
+                <w:bCs w:val="0"/>
+                <w:i w:val="0"/>
+                <w:color w:val="000000"/>
+                <w:kern w:val="2"/>
+                <w:sz w:val="24"/>
+                <w:szCs w:val="22"/>
+              </w:rPr>
             </w:pPr>
             <w:r>
               <w:rPr>
-                <w:rFonts w:ascii="굴림" w:hAnsi="굴림" w:eastAsia="굴림"/>
+                <w:rFonts w:ascii="바탕" w:hAnsi="바탕" w:eastAsia="맑은 고딕" w:cs="Times New Roman"/>
                 <w:b/>
-                <w:sz w:val="26"/>
+                <w:bCs w:val="0"/>
+                <w:i w:val="0"/>
+                <w:color w:val="000000"/>
+                <w:kern w:val="2"/>
+                <w:sz w:val="24"/>
+                <w:szCs w:val="22"/>
               </w:rPr>
-              <w:t>학          번</w:t>
+              <w:t xml:space="preserve">학번</w:t>
             </w:r>
           </w:p>
         </w:tc>
         <w:tc>
           <w:tcPr>
-            <w:tcW w:type="dxa" w:w="5669"/>
+            <w:tcW w:w="259" w:type="dxa"/>
+            <w:tcBorders/>
             <w:vAlign w:val="center"/>
           </w:tcPr>
           <w:p>
             <w:pPr>
-              <w:spacing w:line="240" w:lineRule="auto"/>
+              <w:widowControl w:val="0"/>
+              <w:autoSpaceDE w:val="0"/>
+              <w:snapToGrid w:val="0"/>
+              <w:spacing w:before="0" w:after="0" w:line="240" w:lineRule="auto"/>
+              <w:ind w:left="0" w:right="0" w:firstLine="0"/>
+              <w:jc w:val="both"/>
+              <w:textAlignment w:val="baseline"/>
+              <w:rPr>
+                <w:rFonts w:ascii="맑은 고딕" w:hAnsi="맑은 고딕" w:eastAsia="바탕" w:cs="Times New Roman"/>
+                <w:b w:val="0"/>
+                <w:bCs w:val="0"/>
+                <w:i w:val="0"/>
+                <w:color w:val="000000"/>
+                <w:kern w:val="2"/>
+                <w:sz w:val="24"/>
+                <w:szCs w:val="22"/>
+              </w:rPr>
             </w:pPr>
             <w:r>
               <w:rPr>
-                <w:rFonts w:ascii="굴림" w:hAnsi="굴림" w:eastAsia="굴림"/>
+                <w:rFonts w:ascii="맑은 고딕" w:hAnsi="맑은 고딕" w:eastAsia="바탕" w:cs="Times New Roman"/>
                 <w:b w:val="0"/>
-                <w:sz w:val="26"/>
+                <w:bCs w:val="0"/>
+                <w:i w:val="0"/>
+                <w:color w:val="000000"/>
+                <w:kern w:val="2"/>
+                <w:sz w:val="24"/>
+                <w:szCs w:val="22"/>
               </w:rPr>
-              <w:t xml:space="preserve"> :  202631-348563</w:t>
+              <w:t xml:space="preserve">:</w:t>
+            </w:r>
+          </w:p>
+        </w:tc>
+        <w:tc>
+          <w:tcPr>
+            <w:tcW w:w="7285" w:type="dxa"/>
+            <w:tcBorders>
+              <w:right w:val="single" w:sz="2" w:space="0" w:color="000000"/>
+            </w:tcBorders>
+            <w:vAlign w:val="center"/>
+          </w:tcPr>
+          <w:p>
+            <w:pPr>
+              <w:widowControl w:val="0"/>
+              <w:autoSpaceDE w:val="0"/>
+              <w:snapToGrid w:val="0"/>
+              <w:spacing w:before="0" w:after="0" w:line="240" w:lineRule="auto"/>
+              <w:ind w:left="0" w:right="0" w:firstLine="0"/>
+              <w:jc w:val="both"/>
+              <w:textAlignment w:val="baseline"/>
+              <w:rPr>
+                <w:rFonts w:ascii="맑은 고딕" w:hAnsi="맑은 고딕" w:eastAsia="맑은 고딕" w:cs="Times New Roman"/>
+                <w:b w:val="0"/>
+                <w:bCs w:val="0"/>
+                <w:i w:val="0"/>
+                <w:color w:val="000000"/>
+                <w:kern w:val="2"/>
+                <w:sz w:val="24"/>
+                <w:szCs w:val="22"/>
+              </w:rPr>
+            </w:pPr>
+            <w:r>
+              <w:rPr>
+                <w:rFonts w:ascii="맑은 고딕" w:hAnsi="맑은 고딕" w:eastAsia="맑은 고딕" w:cs="Times New Roman"/>
+                <w:b w:val="0"/>
+                <w:bCs w:val="0"/>
+                <w:i w:val="0"/>
+                <w:color w:val="000000"/>
+                <w:kern w:val="2"/>
+                <w:sz w:val="24"/>
+                <w:szCs w:val="22"/>
+              </w:rPr>
+              <w:t xml:space="preserve">202631-348563</w:t>
             </w:r>
           </w:p>
         </w:tc>
       </w:tr>
       <w:tr>
+        <w:trPr>
+          <w:trHeight w:val="266" w:hRule="atLeast"/>
+        </w:trPr>
         <w:tc>
           <w:tcPr>
-            <w:tcW w:type="dxa" w:w="454"/>
+            <w:tcW w:w="427" w:type="dxa"/>
+            <w:tcBorders>
+              <w:left w:val="single" w:sz="2" w:space="0" w:color="000000"/>
+            </w:tcBorders>
             <w:vAlign w:val="center"/>
           </w:tcPr>
           <w:p>
             <w:pPr>
-              <w:spacing w:line="240" w:lineRule="auto"/>
+              <w:widowControl w:val="0"/>
+              <w:autoSpaceDE w:val="0"/>
+              <w:snapToGrid w:val="0"/>
+              <w:spacing w:before="0" w:after="0" w:line="240" w:lineRule="auto"/>
+              <w:ind w:left="0" w:right="0" w:firstLine="0"/>
+              <w:jc w:val="both"/>
+              <w:textAlignment w:val="baseline"/>
+              <w:rPr>
+                <w:rFonts w:ascii="바탕" w:hAnsi="바탕" w:eastAsia="바탕" w:cs="Times New Roman"/>
+                <w:b w:val="0"/>
+                <w:bCs w:val="0"/>
+                <w:i w:val="0"/>
+                <w:color w:val="000000"/>
+                <w:kern w:val="2"/>
+                <w:sz w:val="24"/>
+                <w:szCs w:val="22"/>
+              </w:rPr>
             </w:pPr>
             <w:r>
               <w:rPr>
-                <w:rFonts w:ascii="굴림" w:hAnsi="굴림" w:eastAsia="굴림"/>
-                <w:b/>
-                <w:sz w:val="26"/>
+                <w:rFonts w:ascii="바탕" w:hAnsi="바탕" w:eastAsia="바탕" w:cs="Times New Roman"/>
+                <w:b w:val="0"/>
+                <w:bCs w:val="0"/>
+                <w:i w:val="0"/>
+                <w:color w:val="000000"/>
+                <w:kern w:val="2"/>
+                <w:sz w:val="24"/>
+                <w:szCs w:val="22"/>
               </w:rPr>
-              <w:t>❍</w:t>
+              <w:t xml:space="preserve"></w:t>
             </w:r>
           </w:p>
         </w:tc>
         <w:tc>
           <w:tcPr>
-            <w:tcW w:type="dxa" w:w="2268"/>
+            <w:tcW w:w="1549" w:type="dxa"/>
+            <w:tcBorders/>
             <w:vAlign w:val="center"/>
           </w:tcPr>
           <w:p>
             <w:pPr>
-              <w:spacing w:line="240" w:lineRule="auto"/>
+              <w:widowControl w:val="0"/>
+              <w:autoSpaceDE w:val="0"/>
+              <w:snapToGrid w:val="0"/>
+              <w:spacing w:before="0" w:after="0" w:line="240" w:lineRule="auto"/>
+              <w:ind w:left="0" w:right="0" w:firstLine="0"/>
               <w:jc w:val="distribute"/>
+              <w:textAlignment w:val="baseline"/>
+              <w:rPr>
+                <w:rFonts w:ascii="바탕" w:hAnsi="바탕" w:eastAsia="맑은 고딕" w:cs="Times New Roman"/>
+                <w:b/>
+                <w:bCs w:val="0"/>
+                <w:i w:val="0"/>
+                <w:color w:val="000000"/>
+                <w:kern w:val="2"/>
+                <w:sz w:val="24"/>
+                <w:szCs w:val="22"/>
+              </w:rPr>
             </w:pPr>
             <w:r>
               <w:rPr>
-                <w:rFonts w:ascii="굴림" w:hAnsi="굴림" w:eastAsia="굴림"/>
+                <w:rFonts w:ascii="바탕" w:hAnsi="바탕" w:eastAsia="맑은 고딕" w:cs="Times New Roman"/>
                 <w:b/>
-                <w:sz w:val="26"/>
+                <w:bCs w:val="0"/>
+                <w:i w:val="0"/>
+                <w:color w:val="000000"/>
+                <w:kern w:val="2"/>
+                <w:sz w:val="24"/>
+                <w:szCs w:val="22"/>
               </w:rPr>
-              <w:t>성          명</w:t>
+              <w:t xml:space="preserve">성명</w:t>
             </w:r>
           </w:p>
         </w:tc>
         <w:tc>
           <w:tcPr>
-            <w:tcW w:type="dxa" w:w="5669"/>
+            <w:tcW w:w="259" w:type="dxa"/>
+            <w:tcBorders/>
             <w:vAlign w:val="center"/>
           </w:tcPr>
           <w:p>
             <w:pPr>
-              <w:spacing w:line="240" w:lineRule="auto"/>
+              <w:widowControl w:val="0"/>
+              <w:autoSpaceDE w:val="0"/>
+              <w:snapToGrid w:val="0"/>
+              <w:spacing w:before="0" w:after="0" w:line="240" w:lineRule="auto"/>
+              <w:ind w:left="0" w:right="0" w:firstLine="0"/>
+              <w:jc w:val="both"/>
+              <w:textAlignment w:val="baseline"/>
+              <w:rPr>
+                <w:rFonts w:ascii="맑은 고딕" w:hAnsi="맑은 고딕" w:eastAsia="바탕" w:cs="Times New Roman"/>
+                <w:b w:val="0"/>
+                <w:bCs w:val="0"/>
+                <w:i w:val="0"/>
+                <w:color w:val="000000"/>
+                <w:kern w:val="2"/>
+                <w:sz w:val="24"/>
+                <w:szCs w:val="22"/>
+              </w:rPr>
             </w:pPr>
             <w:r>
               <w:rPr>
-                <w:rFonts w:ascii="굴림" w:hAnsi="굴림" w:eastAsia="굴림"/>
+                <w:rFonts w:ascii="맑은 고딕" w:hAnsi="맑은 고딕" w:eastAsia="바탕" w:cs="Times New Roman"/>
                 <w:b w:val="0"/>
-                <w:sz w:val="26"/>
+                <w:bCs w:val="0"/>
+                <w:i w:val="0"/>
+                <w:color w:val="000000"/>
+                <w:kern w:val="2"/>
+                <w:sz w:val="24"/>
+                <w:szCs w:val="22"/>
               </w:rPr>
-              <w:t xml:space="preserve"> :  임성렬</w:t>
+              <w:t xml:space="preserve">:</w:t>
+            </w:r>
+          </w:p>
+        </w:tc>
+        <w:tc>
+          <w:tcPr>
+            <w:tcW w:w="7285" w:type="dxa"/>
+            <w:tcBorders>
+              <w:right w:val="single" w:sz="2" w:space="0" w:color="000000"/>
+            </w:tcBorders>
+            <w:vAlign w:val="center"/>
+          </w:tcPr>
+          <w:p>
+            <w:pPr>
+              <w:widowControl w:val="0"/>
+              <w:autoSpaceDE w:val="0"/>
+              <w:snapToGrid w:val="0"/>
+              <w:spacing w:before="0" w:after="0" w:line="240" w:lineRule="auto"/>
+              <w:ind w:left="0" w:right="0" w:firstLine="0"/>
+              <w:jc w:val="both"/>
+              <w:textAlignment w:val="baseline"/>
+              <w:rPr>
+                <w:rFonts w:ascii="맑은 고딕" w:hAnsi="맑은 고딕" w:eastAsia="맑은 고딕" w:cs="Times New Roman"/>
+                <w:b w:val="0"/>
+                <w:bCs w:val="0"/>
+                <w:i w:val="0"/>
+                <w:color w:val="000000"/>
+                <w:kern w:val="2"/>
+                <w:sz w:val="24"/>
+                <w:szCs w:val="22"/>
+              </w:rPr>
+            </w:pPr>
+            <w:r>
+              <w:rPr>
+                <w:rFonts w:ascii="맑은 고딕" w:hAnsi="맑은 고딕" w:eastAsia="맑은 고딕" w:cs="Times New Roman"/>
+                <w:b w:val="0"/>
+                <w:bCs w:val="0"/>
+                <w:i w:val="0"/>
+                <w:color w:val="000000"/>
+                <w:kern w:val="2"/>
+                <w:sz w:val="24"/>
+                <w:szCs w:val="22"/>
+              </w:rPr>
+              <w:t xml:space="preserve">임성렬</w:t>
             </w:r>
           </w:p>
         </w:tc>
       </w:tr>
       <w:tr>
+        <w:trPr>
+          <w:trHeight w:val="266" w:hRule="atLeast"/>
+        </w:trPr>
         <w:tc>
           <w:tcPr>
-            <w:tcW w:type="dxa" w:w="454"/>
+            <w:tcW w:w="427" w:type="dxa"/>
+            <w:tcBorders>
+              <w:left w:val="single" w:sz="2" w:space="0" w:color="000000"/>
+              <w:bottom w:val="single" w:sz="2" w:space="0" w:color="000000"/>
+            </w:tcBorders>
             <w:vAlign w:val="center"/>
           </w:tcPr>
           <w:p>
             <w:pPr>
-              <w:spacing w:line="240" w:lineRule="auto"/>
+              <w:widowControl w:val="0"/>
+              <w:autoSpaceDE w:val="0"/>
+              <w:snapToGrid w:val="0"/>
+              <w:spacing w:before="0" w:after="0" w:line="240" w:lineRule="auto"/>
+              <w:ind w:left="0" w:right="0" w:firstLine="0"/>
+              <w:jc w:val="both"/>
+              <w:textAlignment w:val="baseline"/>
+              <w:rPr>
+                <w:rFonts w:ascii="바탕" w:hAnsi="바탕" w:eastAsia="바탕" w:cs="Times New Roman"/>
+                <w:b w:val="0"/>
+                <w:bCs w:val="0"/>
+                <w:i w:val="0"/>
+                <w:color w:val="000000"/>
+                <w:kern w:val="2"/>
+                <w:sz w:val="24"/>
+                <w:szCs w:val="22"/>
+              </w:rPr>
             </w:pPr>
             <w:r>
               <w:rPr>
-                <w:rFonts w:ascii="굴림" w:hAnsi="굴림" w:eastAsia="굴림"/>
-                <w:b/>
-                <w:sz w:val="26"/>
+                <w:rFonts w:ascii="바탕" w:hAnsi="바탕" w:eastAsia="바탕" w:cs="Times New Roman"/>
+                <w:b w:val="0"/>
+                <w:bCs w:val="0"/>
+                <w:i w:val="0"/>
+                <w:color w:val="000000"/>
+                <w:kern w:val="2"/>
+                <w:sz w:val="24"/>
+                <w:szCs w:val="22"/>
               </w:rPr>
-              <w:t>❍</w:t>
+              <w:t xml:space="preserve"></w:t>
             </w:r>
           </w:p>
         </w:tc>
         <w:tc>
           <w:tcPr>
-            <w:tcW w:type="dxa" w:w="2268"/>
+            <w:tcW w:w="1549" w:type="dxa"/>
+            <w:tcBorders>
+              <w:bottom w:val="single" w:sz="2" w:space="0" w:color="000000"/>
+            </w:tcBorders>
             <w:vAlign w:val="center"/>
           </w:tcPr>
           <w:p>
             <w:pPr>
-              <w:spacing w:line="240" w:lineRule="auto"/>
+              <w:widowControl w:val="0"/>
+              <w:autoSpaceDE w:val="0"/>
+              <w:snapToGrid w:val="0"/>
+              <w:spacing w:before="0" w:after="0" w:line="240" w:lineRule="auto"/>
+              <w:ind w:left="0" w:right="0" w:firstLine="0"/>
               <w:jc w:val="distribute"/>
+              <w:textAlignment w:val="baseline"/>
+              <w:rPr>
+                <w:rFonts w:ascii="바탕" w:hAnsi="바탕" w:eastAsia="맑은 고딕" w:cs="Times New Roman"/>
+                <w:b/>
+                <w:bCs w:val="0"/>
+                <w:i w:val="0"/>
+                <w:color w:val="000000"/>
+                <w:kern w:val="2"/>
+                <w:sz w:val="24"/>
+                <w:szCs w:val="22"/>
+              </w:rPr>
             </w:pPr>
             <w:r>
               <w:rPr>
-                <w:rFonts w:ascii="굴림" w:hAnsi="굴림" w:eastAsia="굴림"/>
+                <w:rFonts w:ascii="바탕" w:hAnsi="바탕" w:eastAsia="맑은 고딕" w:cs="Times New Roman"/>
                 <w:b/>
-                <w:sz w:val="26"/>
+                <w:bCs w:val="0"/>
+                <w:i w:val="0"/>
+                <w:color w:val="000000"/>
+                <w:kern w:val="2"/>
+                <w:sz w:val="24"/>
+                <w:szCs w:val="22"/>
               </w:rPr>
-              <w:t>연    락    처</w:t>
+              <w:t xml:space="preserve">연락처</w:t>
             </w:r>
           </w:p>
         </w:tc>
         <w:tc>
           <w:tcPr>
-            <w:tcW w:type="dxa" w:w="5669"/>
+            <w:tcW w:w="259" w:type="dxa"/>
+            <w:tcBorders>
+              <w:bottom w:val="single" w:sz="2" w:space="0" w:color="000000"/>
+            </w:tcBorders>
             <w:vAlign w:val="center"/>
           </w:tcPr>
           <w:p>
             <w:pPr>
-              <w:spacing w:line="240" w:lineRule="auto"/>
+              <w:widowControl w:val="0"/>
+              <w:autoSpaceDE w:val="0"/>
+              <w:snapToGrid w:val="0"/>
+              <w:spacing w:before="0" w:after="0" w:line="240" w:lineRule="auto"/>
+              <w:ind w:left="0" w:right="0" w:firstLine="0"/>
+              <w:jc w:val="both"/>
+              <w:textAlignment w:val="baseline"/>
+              <w:rPr>
+                <w:rFonts w:ascii="맑은 고딕" w:hAnsi="맑은 고딕" w:eastAsia="바탕" w:cs="Times New Roman"/>
+                <w:b w:val="0"/>
+                <w:bCs w:val="0"/>
+                <w:i w:val="0"/>
+                <w:color w:val="000000"/>
+                <w:kern w:val="2"/>
+                <w:sz w:val="24"/>
+                <w:szCs w:val="22"/>
+              </w:rPr>
             </w:pPr>
             <w:r>
               <w:rPr>
-                <w:rFonts w:ascii="굴림" w:hAnsi="굴림" w:eastAsia="굴림"/>
+                <w:rFonts w:ascii="맑은 고딕" w:hAnsi="맑은 고딕" w:eastAsia="바탕" w:cs="Times New Roman"/>
                 <w:b w:val="0"/>
-                <w:sz w:val="26"/>
+                <w:bCs w:val="0"/>
+                <w:i w:val="0"/>
+                <w:color w:val="000000"/>
+                <w:kern w:val="2"/>
+                <w:sz w:val="24"/>
+                <w:szCs w:val="22"/>
               </w:rPr>
-              <w:t xml:space="preserve"> :  </w:t>
-            </w:r>
-          </w:p>
-        </w:tc>
-      </w:tr>
-      <w:tr>
-        <w:tc>
-          <w:tcPr>
-            <w:tcW w:type="dxa" w:w="454"/>
-            <w:vAlign w:val="center"/>
-          </w:tcPr>
-          <w:p>
-            <w:pPr>
-              <w:spacing w:line="240" w:lineRule="auto"/>
-            </w:pPr>
-            <w:r>
-              <w:rPr>
-                <w:rFonts w:ascii="굴림" w:hAnsi="굴림" w:eastAsia="굴림"/>
-                <w:b/>
-                <w:sz w:val="26"/>
-              </w:rPr>
-              <w:t>❍</w:t>
+              <w:t xml:space="preserve">:</w:t>
             </w:r>
           </w:p>
         </w:tc>
         <w:tc>
           <w:tcPr>
-            <w:tcW w:type="dxa" w:w="2268"/>
+            <w:tcW w:w="7285" w:type="dxa"/>
+            <w:tcBorders>
+              <w:bottom w:val="single" w:sz="2" w:space="0" w:color="000000"/>
+              <w:right w:val="single" w:sz="2" w:space="0" w:color="000000"/>
+            </w:tcBorders>
             <w:vAlign w:val="center"/>
           </w:tcPr>
           <w:p>
             <w:pPr>
-              <w:spacing w:line="240" w:lineRule="auto"/>
-              <w:jc w:val="center"/>
+              <w:widowControl w:val="0"/>
+              <w:autoSpaceDE w:val="0"/>
+              <w:snapToGrid w:val="0"/>
+              <w:spacing w:before="0" w:after="0" w:line="240" w:lineRule="auto"/>
+              <w:ind w:left="0" w:right="0" w:firstLine="0"/>
+              <w:jc w:val="both"/>
+              <w:textAlignment w:val="baseline"/>
+              <w:rPr>
+                <w:rFonts w:ascii="맑은 고딕" w:hAnsi="맑은 고딕" w:eastAsia="맑은 고딕" w:cs="Times New Roman"/>
+                <w:b w:val="0"/>
+                <w:bCs w:val="0"/>
+                <w:i w:val="0"/>
+                <w:color w:val="000000"/>
+                <w:kern w:val="2"/>
+                <w:sz w:val="24"/>
+                <w:szCs w:val="22"/>
+              </w:rPr>
             </w:pPr>
-            <w:r>
-              <w:rPr>
-                <w:rFonts w:ascii="굴림" w:hAnsi="굴림" w:eastAsia="굴림"/>
-                <w:b/>
-                <w:sz w:val="26"/>
-              </w:rPr>
-              <w:t>과 제 유 형</w:t>
-            </w:r>
-            <w:r>
-              <w:br/>
-            </w:r>
-            <w:r>
-              <w:rPr>
-                <w:rFonts w:ascii="굴림" w:hAnsi="굴림" w:eastAsia="굴림"/>
-                <w:b/>
-                <w:sz w:val="22"/>
-              </w:rPr>
-              <w:t>(공통형/지정형)</w:t>
-            </w:r>
-          </w:p>
-        </w:tc>
-        <w:tc>
-          <w:tcPr>
-            <w:tcW w:type="dxa" w:w="5669"/>
-            <w:vAlign w:val="center"/>
-          </w:tcPr>
-          <w:p>
-            <w:pPr>
-              <w:spacing w:line="240" w:lineRule="auto"/>
-            </w:pPr>
-            <w:r>
-              <w:rPr>
-                <w:rFonts w:ascii="굴림" w:hAnsi="굴림" w:eastAsia="굴림"/>
-                <w:b w:val="0"/>
-                <w:sz w:val="26"/>
-              </w:rPr>
-              <w:t xml:space="preserve"> :  공통형</w:t>
-            </w:r>
           </w:p>
         </w:tc>
       </w:tr>
     </w:tbl>
     <w:p>
       <w:pPr>
-        <w:spacing w:before="200" w:after="40" w:line="240" w:lineRule="auto"/>
-        <w:jc w:val="left"/>
+        <w:widowControl w:val="0"/>
+        <w:autoSpaceDE w:val="0"/>
+        <w:snapToGrid w:val="0"/>
+        <w:spacing w:before="0" w:after="0" w:line="384" w:lineRule="auto"/>
+        <w:ind w:left="0" w:right="0" w:firstLine="0"/>
+        <w:jc w:val="both"/>
+        <w:textAlignment w:val="baseline"/>
+        <w:rPr>
+          <w:rFonts w:ascii="맑은 고딕" w:hAnsi="맑은 고딕" w:eastAsia="맑은 고딕" w:cs="Times New Roman"/>
+          <w:b w:val="0"/>
+          <w:bCs w:val="0"/>
+          <w:i w:val="0"/>
+          <w:color w:val="000000"/>
+          <w:spacing w:val="-5"/>
+          <w:kern w:val="2"/>
+          <w:sz w:val="20"/>
+          <w:szCs w:val="20"/>
+        </w:rPr>
       </w:pPr>
+      <w:r xmlns:a="http://schemas.openxmlformats.org/drawingml/2006/main" xmlns:pic="http://schemas.openxmlformats.org/drawingml/2006/picture">
+        <w:drawing>
+          <wp:anchor behindDoc="0" distT="0" distB="0" distL="114935" distR="114935" simplePos="0" locked="0" layoutInCell="0" allowOverlap="1" relativeHeight="2">
+            <wp:simplePos x="0" y="0"/>
+            <wp:positionH relativeFrom="column">
+              <wp:posOffset>3810</wp:posOffset>
+            </wp:positionH>
+            <wp:positionV relativeFrom="line">
+              <wp:posOffset>424815</wp:posOffset>
+            </wp:positionV>
+            <wp:extent cx="6120130" cy="144145"/>
+            <wp:effectExtent l="0" t="0" r="0" b="0"/>
+            <wp:wrapTopAndBottom/>
+            <wp:docPr id="1" name="그림 1"/>
+            <wp:cNvGraphicFramePr>
+              <a:graphicFrameLocks noChangeAspect="1"/>
+            </wp:cNvGraphicFramePr>
+            <a:graphic>
+              <a:graphicData uri="http://schemas.openxmlformats.org/drawingml/2006/picture">
+                <pic:pic>
+                  <pic:nvPicPr>
+                    <pic:cNvPr id="1" name="그림 1"/>
+                    <pic:cNvPicPr>
+                      <a:picLocks noChangeAspect="1" noChangeArrowheads="1"/>
+                    </pic:cNvPicPr>
+                  </pic:nvPicPr>
+                  <pic:blipFill>
+                    <a:blip r:embed="rId9"/>
+                    <a:stretch>
+                      <a:fillRect/>
+                    </a:stretch>
+                  </pic:blipFill>
+                  <pic:spPr bwMode="auto">
+                    <a:xfrm>
+                      <a:off x="0" y="0"/>
+                      <a:ext cx="6120130" cy="144145"/>
+                    </a:xfrm>
+                    <a:prstGeom prst="rect">
+                      <a:avLst/>
+                    </a:prstGeom>
+                  </pic:spPr>
+                </pic:pic>
+              </a:graphicData>
+            </a:graphic>
+          </wp:anchor>
+        </w:drawing>
+      </w:r>
       <w:r>
         <w:rPr>
-          <w:rFonts w:ascii="굴림" w:hAnsi="굴림" w:eastAsia="굴림"/>
+          <w:rFonts w:ascii="맑은 고딕" w:hAnsi="맑은 고딕" w:eastAsia="맑은 고딕" w:cs="맑은 고딕"/>
           <w:b w:val="0"/>
-          <w:color w:val="FF0066"/>
-          <w:sz w:val="15"/>
+          <w:bCs w:val="0"/>
+          <w:i w:val="0"/>
+          <w:color w:val="000000"/>
+          <w:spacing w:val="-5"/>
+          <w:kern w:val="2"/>
+          <w:sz w:val="20"/>
+          <w:szCs w:val="20"/>
         </w:rPr>
-        <w:t>※ 과제물 표지등에 개인정보(주민번호,운전면허번호)가 포함될 경우 삭제처리로 과제물을 다시 제출해야 하는 경우가 발생할 수 있습니다.</w:t>
+        <w:t xml:space="preserve"> </w:t>
+      </w:r>
+      <w:r>
+        <w:rPr>
+          <w:rFonts w:ascii="맑은 고딕" w:hAnsi="맑은 고딕" w:eastAsia="바탕" w:cs="Times New Roman"/>
+          <w:b w:val="0"/>
+          <w:bCs w:val="0"/>
+          <w:i w:val="0"/>
+          <w:color w:val="000000"/>
+          <w:spacing w:val="-5"/>
+          <w:kern w:val="2"/>
+          <w:sz w:val="20"/>
+          <w:szCs w:val="20"/>
+        </w:rPr>
+        <w:t xml:space="preserve">※</w:t>
+      </w:r>
+      <w:r>
+        <w:rPr>
+          <w:rFonts w:ascii="맑은 고딕" w:hAnsi="맑은 고딕" w:eastAsia="맑은 고딕" w:cs="맑은 고딕"/>
+          <w:b w:val="0"/>
+          <w:bCs w:val="0"/>
+          <w:i w:val="0"/>
+          <w:color w:val="000000"/>
+          <w:spacing w:val="-5"/>
+          <w:kern w:val="2"/>
+          <w:sz w:val="20"/>
+          <w:szCs w:val="20"/>
+        </w:rPr>
+        <w:t xml:space="preserve"> </w:t>
+      </w:r>
+      <w:r>
+        <w:rPr>
+          <w:rFonts w:ascii="맑은 고딕" w:hAnsi="맑은 고딕" w:eastAsia="맑은 고딕" w:cs="Times New Roman"/>
+          <w:b w:val="0"/>
+          <w:bCs w:val="0"/>
+          <w:i w:val="0"/>
+          <w:color w:val="000000"/>
+          <w:spacing w:val="-5"/>
+          <w:kern w:val="2"/>
+          <w:sz w:val="20"/>
+          <w:szCs w:val="20"/>
+        </w:rPr>
+        <w:t xml:space="preserve">A4</w:t>
+      </w:r>
+      <w:r>
+        <w:rPr>
+          <w:rFonts w:ascii="맑은 고딕" w:hAnsi="맑은 고딕" w:eastAsia="맑은 고딕" w:cs="Times New Roman"/>
+          <w:b w:val="0"/>
+          <w:bCs w:val="0"/>
+          <w:i w:val="0"/>
+          <w:color w:val="000000"/>
+          <w:spacing w:val="-5"/>
+          <w:kern w:val="2"/>
+          <w:sz w:val="20"/>
+          <w:szCs w:val="20"/>
+        </w:rPr>
+        <w:t xml:space="preserve">용지 편집 사용</w:t>
       </w:r>
     </w:p>
     <w:p>
       <w:pPr>
+        <w:widowControl w:val="0"/>
+        <w:autoSpaceDE w:val="0"/>
+        <w:snapToGrid w:val="0"/>
         <w:spacing w:before="0" w:after="0" w:line="240" w:lineRule="auto"/>
-        <w:jc w:val="left"/>
-        <w:pBdr>
-          <w:bottom w:val="single" w:sz="6" w:space="1" w:color="000000"/>
-        </w:pBdr>
+        <w:ind w:left="0" w:right="0" w:firstLine="0"/>
+        <w:jc w:val="both"/>
+        <w:textAlignment w:val="baseline"/>
+        <w:rPr>
+          <w:rFonts w:ascii="맑은 고딕" w:hAnsi="맑은 고딕" w:eastAsia="맑은 고딕" w:cs="맑은 고딕"/>
+          <w:b w:val="0"/>
+          <w:bCs w:val="0"/>
+          <w:i w:val="0"/>
+          <w:strike/>
+          <w:color w:val="000000"/>
+          <w:spacing w:val="-5"/>
+          <w:kern w:val="2"/>
+          <w:sz w:val="24"/>
+          <w:szCs w:val="24"/>
+        </w:rPr>
       </w:pPr>
+      <w:r>
+        <w:rPr>
+          <w:rFonts w:ascii="맑은 고딕" w:hAnsi="맑은 고딕" w:eastAsia="맑은 고딕" w:cs="맑은 고딕"/>
+          <w:b w:val="0"/>
+          <w:bCs w:val="0"/>
+          <w:i w:val="0"/>
+          <w:strike/>
+          <w:color w:val="000000"/>
+          <w:spacing w:val="-5"/>
+          <w:kern w:val="2"/>
+          <w:sz w:val="24"/>
+          <w:szCs w:val="24"/>
+        </w:rPr>
+        <w:t xml:space="preserve">                                                                                        </w:t>
+      </w:r>
     </w:p>
     <w:p>
       <w:pPr>
-        <w:spacing w:before="0" w:after="0" w:line="240" w:lineRule="auto"/>
-        <w:jc w:val="left"/>
+        <w:widowControl w:val="0"/>
+        <w:autoSpaceDE w:val="0"/>
+        <w:snapToGrid w:val="0"/>
+        <w:spacing w:before="0" w:after="0" w:line="384" w:lineRule="auto"/>
+        <w:ind w:left="0" w:right="0" w:firstLine="0"/>
+        <w:jc w:val="both"/>
+        <w:textAlignment w:val="baseline"/>
+        <w:rPr>
+          <w:rFonts w:ascii="맑은 고딕" w:hAnsi="맑은 고딕" w:eastAsia="맑은 고딕" w:cs="Times New Roman"/>
+          <w:b w:val="0"/>
+          <w:bCs w:val="0"/>
+          <w:i w:val="0"/>
+          <w:color w:val="000000"/>
+          <w:spacing w:val="-5"/>
+          <w:kern w:val="2"/>
+          <w:sz w:val="24"/>
+          <w:szCs w:val="24"/>
+        </w:rPr>
+        <w:sectPr>
+          <w:pgSz w:w="11906" w:h="16838"/>
+          <w:pgMar w:top="1984" w:right="1134" w:bottom="1700" w:left="1134" w:header="1134" w:footer="850" w:gutter="0"/>
+          <w:cols w:space="720"/>
+        </w:sectPr>
       </w:pPr>
       <w:r>
-        <w:br w:type="page"/>
+        <w:rPr>
+          <w:rFonts w:ascii="맑은 고딕" w:hAnsi="맑은 고딕" w:eastAsia="맑은 고딕" w:cs="Times New Roman"/>
+          <w:b w:val="0"/>
+          <w:bCs w:val="0"/>
+          <w:i w:val="0"/>
+          <w:color w:val="000000"/>
+          <w:spacing w:val="-5"/>
+          <w:kern w:val="2"/>
+          <w:sz w:val="24"/>
+          <w:szCs w:val="24"/>
+        </w:rPr>
+        <w:t xml:space="preserve">- </w:t>
+      </w:r>
+      <w:r>
+        <w:rPr>
+          <w:rFonts w:ascii="맑은 고딕" w:hAnsi="맑은 고딕" w:eastAsia="맑은 고딕" w:cs="Times New Roman"/>
+          <w:b w:val="0"/>
+          <w:bCs w:val="0"/>
+          <w:i w:val="0"/>
+          <w:color w:val="000000"/>
+          <w:spacing w:val="-5"/>
+          <w:kern w:val="2"/>
+          <w:sz w:val="24"/>
+          <w:szCs w:val="24"/>
+        </w:rPr>
+        <w:t xml:space="preserve">이하 작성  </w:t>
       </w:r>
     </w:p>
     <w:p>

--- a/assignments/제출용/환경친화형농업_중간과제물_제출용.docx
+++ b/assignments/제출용/환경친화형농업_중간과제물_제출용.docx
@@ -4,124 +4,99 @@
   <w:body>
     <w:p>
       <w:pPr>
-        <w:widowControl w:val="0"/>
-        <w:autoSpaceDE w:val="0"/>
-        <w:snapToGrid w:val="0"/>
-        <w:spacing w:before="0" w:after="0" w:line="384" w:lineRule="auto"/>
-        <w:ind w:left="0" w:right="0" w:firstLine="0"/>
+        <w:pStyle w:val="Style15"/>
+        <w:tabs>
+          <w:tab w:val="left" w:pos="0" w:leader="none"/>
+          <w:tab w:val="left" w:pos="800" w:leader="none"/>
+          <w:tab w:val="left" w:pos="1600" w:leader="none"/>
+          <w:tab w:val="left" w:pos="2400" w:leader="none"/>
+          <w:tab w:val="left" w:pos="3200" w:leader="none"/>
+          <w:tab w:val="left" w:pos="4000" w:leader="none"/>
+          <w:tab w:val="left" w:pos="4800" w:leader="none"/>
+          <w:tab w:val="left" w:pos="5600" w:leader="none"/>
+          <w:tab w:val="left" w:pos="6400" w:leader="none"/>
+          <w:tab w:val="left" w:pos="7200" w:leader="none"/>
+          <w:tab w:val="left" w:pos="8000" w:leader="none"/>
+          <w:tab w:val="left" w:pos="8800" w:leader="none"/>
+          <w:tab w:val="left" w:pos="9600" w:leader="none"/>
+          <w:tab w:val="left" w:pos="10400" w:leader="none"/>
+          <w:tab w:val="left" w:pos="11200" w:leader="none"/>
+          <w:tab w:val="left" w:pos="12000" w:leader="none"/>
+          <w:tab w:val="left" w:pos="12800" w:leader="none"/>
+          <w:tab w:val="left" w:pos="13600" w:leader="none"/>
+          <w:tab w:val="left" w:pos="14400" w:leader="none"/>
+          <w:tab w:val="left" w:pos="15200" w:leader="none"/>
+          <w:tab w:val="left" w:pos="16000" w:leader="none"/>
+          <w:tab w:val="left" w:pos="16800" w:leader="none"/>
+          <w:tab w:val="left" w:pos="17600" w:leader="none"/>
+          <w:tab w:val="left" w:pos="18400" w:leader="none"/>
+          <w:tab w:val="left" w:pos="19200" w:leader="none"/>
+          <w:tab w:val="left" w:pos="20000" w:leader="none"/>
+          <w:tab w:val="left" w:pos="20800" w:leader="none"/>
+          <w:tab w:val="left" w:pos="21600" w:leader="none"/>
+          <w:tab w:val="left" w:pos="22400" w:leader="none"/>
+          <w:tab w:val="left" w:pos="23200" w:leader="none"/>
+          <w:tab w:val="left" w:pos="24000" w:leader="none"/>
+          <w:tab w:val="left" w:pos="24800" w:leader="none"/>
+        </w:tabs>
         <w:jc w:val="center"/>
-        <w:textAlignment w:val="baseline"/>
-        <w:rPr>
-          <w:rFonts w:ascii="HY헤드라인M" w:hAnsi="HY헤드라인M" w:eastAsia="HY헤드라인M" w:cs="Times New Roman"/>
-          <w:b w:val="0"/>
-          <w:bCs w:val="0"/>
-          <w:i w:val="0"/>
-          <w:color w:val="000000"/>
-          <w:kern w:val="2"/>
-          <w:sz w:val="40"/>
-          <w:szCs w:val="22"/>
-        </w:rPr>
+        <w:rPr/>
       </w:pPr>
       <w:r>
         <w:rPr>
-          <w:rFonts w:ascii="HY헤드라인M" w:hAnsi="HY헤드라인M" w:eastAsia="HY헤드라인M" w:cs="Times New Roman"/>
-          <w:b w:val="0"/>
-          <w:bCs w:val="0"/>
-          <w:i w:val="0"/>
-          <w:color w:val="000000"/>
-          <w:kern w:val="2"/>
+          <w:rFonts w:eastAsia="HY헤드라인M" w:ascii="HY헤드라인M" w:hAnsi="HY헤드라인M"/>
           <w:sz w:val="40"/>
-          <w:szCs w:val="22"/>
         </w:rPr>
         <w:t xml:space="preserve">2026  </w:t>
       </w:r>
       <w:r>
         <w:rPr>
-          <w:rFonts w:ascii="HY헤드라인M" w:hAnsi="HY헤드라인M" w:eastAsia="HY헤드라인M" w:cs="Times New Roman"/>
-          <w:b w:val="0"/>
-          <w:bCs w:val="0"/>
-          <w:i w:val="0"/>
-          <w:color w:val="000000"/>
-          <w:kern w:val="2"/>
+          <w:rFonts w:ascii="HY헤드라인M" w:hAnsi="HY헤드라인M" w:eastAsia="HY헤드라인M"/>
           <w:sz w:val="40"/>
-          <w:szCs w:val="22"/>
         </w:rPr>
-        <w:t xml:space="preserve">학년도  2학기 </w:t>
+        <w:t xml:space="preserve">학년도 2 학기 </w:t>
       </w:r>
       <w:r>
         <w:rPr>
-          <w:rFonts w:ascii="HY헤드라인M" w:hAnsi="HY헤드라인M" w:eastAsia="HY헤드라인M" w:cs="Times New Roman"/>
-          <w:b w:val="0"/>
-          <w:bCs w:val="0"/>
-          <w:i w:val="0"/>
-          <w:color w:val="000000"/>
-          <w:kern w:val="2"/>
+          <w:rFonts w:ascii="HY헤드라인M" w:hAnsi="HY헤드라인M" w:eastAsia="HY헤드라인M"/>
           <w:sz w:val="40"/>
-          <w:szCs w:val="22"/>
         </w:rPr>
-        <w:t xml:space="preserve">중간과제물</w:t>
+        <w:t>중간과제물</w:t>
       </w:r>
       <w:r>
         <w:rPr>
-          <w:rFonts w:ascii="HY헤드라인M" w:hAnsi="HY헤드라인M" w:eastAsia="HY헤드라인M" w:cs="Times New Roman"/>
-          <w:b w:val="0"/>
-          <w:bCs w:val="0"/>
-          <w:i w:val="0"/>
-          <w:color w:val="000000"/>
-          <w:kern w:val="2"/>
+          <w:rFonts w:eastAsia="HY헤드라인M" w:ascii="HY헤드라인M" w:hAnsi="HY헤드라인M"/>
           <w:sz w:val="40"/>
-          <w:szCs w:val="22"/>
         </w:rPr>
-        <w:t xml:space="preserve">(</w:t>
+        <w:t>(</w:t>
       </w:r>
       <w:r>
         <w:rPr>
-          <w:rFonts w:ascii="HY헤드라인M" w:hAnsi="HY헤드라인M" w:eastAsia="HY헤드라인M" w:cs="Times New Roman"/>
-          <w:b w:val="0"/>
-          <w:bCs w:val="0"/>
-          <w:i w:val="0"/>
-          <w:color w:val="000000"/>
-          <w:kern w:val="2"/>
+          <w:rFonts w:ascii="HY헤드라인M" w:hAnsi="HY헤드라인M" w:eastAsia="HY헤드라인M"/>
           <w:sz w:val="40"/>
-          <w:szCs w:val="22"/>
         </w:rPr>
-        <w:t xml:space="preserve">온라인 제출용</w:t>
+        <w:t>온라인 제출용</w:t>
       </w:r>
       <w:r>
         <w:rPr>
-          <w:rFonts w:ascii="HY헤드라인M" w:hAnsi="HY헤드라인M" w:eastAsia="HY헤드라인M" w:cs="Times New Roman"/>
-          <w:b w:val="0"/>
-          <w:bCs w:val="0"/>
-          <w:i w:val="0"/>
-          <w:color w:val="000000"/>
-          <w:kern w:val="2"/>
+          <w:rFonts w:eastAsia="HY헤드라인M" w:ascii="HY헤드라인M" w:hAnsi="HY헤드라인M"/>
           <w:sz w:val="40"/>
-          <w:szCs w:val="22"/>
         </w:rPr>
-        <w:t xml:space="preserve">)</w:t>
+        <w:t>)</w:t>
       </w:r>
     </w:p>
     <w:tbl>
       <w:tblPr>
         <w:tblW w:w="9520" w:type="dxa"/>
-        <w:jc w:val="left"/>
+        <w:jc w:val="start"/>
         <w:tblInd w:w="102" w:type="dxa"/>
-        <w:tblBorders>
-          <w:top w:val="nil"/>
-          <w:left w:val="nil"/>
-          <w:bottom w:val="nil"/>
-          <w:right w:val="nil"/>
-          <w:insideH w:val="nil"/>
-          <w:insideV w:val="nil"/>
-        </w:tblBorders>
         <w:tblLayout w:type="fixed"/>
         <w:tblCellMar>
           <w:top w:w="28" w:type="dxa"/>
-          <w:left w:w="102" w:type="dxa"/>
+          <w:start w:w="102" w:type="dxa"/>
           <w:bottom w:w="28" w:type="dxa"/>
-          <w:right w:w="102" w:type="dxa"/>
+          <w:end w:w="102" w:type="dxa"/>
         </w:tblCellMar>
-        <w:tblLook w:val="0000" w:firstRow="0" w:lastRow="0" w:firstColumn="0" w:lastColumn="0" w:noHBand="0" w:noVBand="0"/>
       </w:tblPr>
       <w:tblGrid>
         <w:gridCol w:w="427"/>
@@ -138,42 +113,23 @@
             <w:tcW w:w="427" w:type="dxa"/>
             <w:tcBorders>
               <w:top w:val="single" w:sz="2" w:space="0" w:color="000000"/>
-              <w:left w:val="single" w:sz="2" w:space="0" w:color="000000"/>
+              <w:start w:val="single" w:sz="2" w:space="0" w:color="000000"/>
             </w:tcBorders>
             <w:vAlign w:val="center"/>
           </w:tcPr>
           <w:p>
             <w:pPr>
-              <w:widowControl w:val="0"/>
-              <w:autoSpaceDE w:val="0"/>
-              <w:snapToGrid w:val="0"/>
-              <w:spacing w:before="0" w:after="0" w:line="240" w:lineRule="auto"/>
-              <w:ind w:left="0" w:right="0" w:firstLine="0"/>
-              <w:jc w:val="both"/>
-              <w:textAlignment w:val="baseline"/>
+              <w:pStyle w:val="Style15"/>
+              <w:spacing w:lineRule="auto" w:line="240"/>
               <w:rPr>
-                <w:rFonts w:ascii="바탕" w:hAnsi="바탕" w:eastAsia="바탕" w:cs="Times New Roman"/>
-                <w:b w:val="0"/>
-                <w:bCs w:val="0"/>
-                <w:i w:val="0"/>
-                <w:color w:val="000000"/>
-                <w:kern w:val="2"/>
                 <w:sz w:val="24"/>
-                <w:szCs w:val="22"/>
               </w:rPr>
             </w:pPr>
             <w:r>
               <w:rPr>
-                <w:rFonts w:ascii="바탕" w:hAnsi="바탕" w:eastAsia="바탕" w:cs="Times New Roman"/>
-                <w:b w:val="0"/>
-                <w:bCs w:val="0"/>
-                <w:i w:val="0"/>
-                <w:color w:val="000000"/>
-                <w:kern w:val="2"/>
                 <w:sz w:val="24"/>
-                <w:szCs w:val="22"/>
               </w:rPr>
-              <w:t xml:space="preserve"></w:t>
+              <w:t></w:t>
             </w:r>
           </w:p>
         </w:tc>
@@ -187,36 +143,22 @@
           </w:tcPr>
           <w:p>
             <w:pPr>
-              <w:widowControl w:val="0"/>
-              <w:autoSpaceDE w:val="0"/>
-              <w:snapToGrid w:val="0"/>
-              <w:spacing w:before="0" w:after="0" w:line="240" w:lineRule="auto"/>
-              <w:ind w:left="0" w:right="0" w:firstLine="0"/>
+              <w:pStyle w:val="Style15"/>
+              <w:spacing w:lineRule="auto" w:line="240"/>
               <w:jc w:val="distribute"/>
-              <w:textAlignment w:val="baseline"/>
               <w:rPr>
-                <w:rFonts w:ascii="바탕" w:hAnsi="바탕" w:eastAsia="맑은 고딕" w:cs="Times New Roman"/>
+                <w:rFonts w:eastAsia="맑은 고딕"/>
                 <w:b/>
-                <w:bCs w:val="0"/>
-                <w:i w:val="0"/>
-                <w:color w:val="000000"/>
-                <w:kern w:val="2"/>
                 <w:sz w:val="24"/>
-                <w:szCs w:val="22"/>
               </w:rPr>
             </w:pPr>
             <w:r>
               <w:rPr>
-                <w:rFonts w:ascii="바탕" w:hAnsi="바탕" w:eastAsia="맑은 고딕" w:cs="Times New Roman"/>
+                <w:rFonts w:eastAsia="맑은 고딕"/>
                 <w:b/>
-                <w:bCs w:val="0"/>
-                <w:i w:val="0"/>
-                <w:color w:val="000000"/>
-                <w:kern w:val="2"/>
                 <w:sz w:val="24"/>
-                <w:szCs w:val="22"/>
               </w:rPr>
-              <w:t xml:space="preserve">교과목명</w:t>
+              <w:t>교과목명</w:t>
             </w:r>
           </w:p>
         </w:tc>
@@ -230,36 +172,19 @@
           </w:tcPr>
           <w:p>
             <w:pPr>
-              <w:widowControl w:val="0"/>
-              <w:autoSpaceDE w:val="0"/>
-              <w:snapToGrid w:val="0"/>
-              <w:spacing w:before="0" w:after="0" w:line="240" w:lineRule="auto"/>
-              <w:ind w:left="0" w:right="0" w:firstLine="0"/>
-              <w:jc w:val="both"/>
-              <w:textAlignment w:val="baseline"/>
+              <w:pStyle w:val="Style15"/>
+              <w:spacing w:lineRule="auto" w:line="240"/>
               <w:rPr>
-                <w:rFonts w:ascii="맑은 고딕" w:hAnsi="맑은 고딕" w:eastAsia="바탕" w:cs="Times New Roman"/>
-                <w:b w:val="0"/>
-                <w:bCs w:val="0"/>
-                <w:i w:val="0"/>
-                <w:color w:val="000000"/>
-                <w:kern w:val="2"/>
+                <w:rFonts w:ascii="맑은 고딕" w:hAnsi="맑은 고딕"/>
                 <w:sz w:val="24"/>
-                <w:szCs w:val="22"/>
               </w:rPr>
             </w:pPr>
             <w:r>
               <w:rPr>
-                <w:rFonts w:ascii="맑은 고딕" w:hAnsi="맑은 고딕" w:eastAsia="바탕" w:cs="Times New Roman"/>
-                <w:b w:val="0"/>
-                <w:bCs w:val="0"/>
-                <w:i w:val="0"/>
-                <w:color w:val="000000"/>
-                <w:kern w:val="2"/>
+                <w:rFonts w:ascii="맑은 고딕" w:hAnsi="맑은 고딕"/>
                 <w:sz w:val="24"/>
-                <w:szCs w:val="22"/>
               </w:rPr>
-              <w:t xml:space="preserve">:</w:t>
+              <w:t>:</w:t>
             </w:r>
           </w:p>
         </w:tc>
@@ -268,42 +193,26 @@
             <w:tcW w:w="7285" w:type="dxa"/>
             <w:tcBorders>
               <w:top w:val="single" w:sz="2" w:space="0" w:color="000000"/>
-              <w:right w:val="single" w:sz="2" w:space="0" w:color="000000"/>
+              <w:end w:val="single" w:sz="2" w:space="0" w:color="000000"/>
             </w:tcBorders>
             <w:vAlign w:val="center"/>
           </w:tcPr>
           <w:p>
             <w:pPr>
-              <w:widowControl w:val="0"/>
-              <w:autoSpaceDE w:val="0"/>
-              <w:snapToGrid w:val="0"/>
-              <w:spacing w:before="0" w:after="0" w:line="240" w:lineRule="auto"/>
-              <w:ind w:left="0" w:right="0" w:firstLine="0"/>
-              <w:jc w:val="both"/>
-              <w:textAlignment w:val="baseline"/>
+              <w:pStyle w:val="Style15"/>
+              <w:snapToGrid w:val="false"/>
+              <w:spacing w:lineRule="auto" w:line="240"/>
               <w:rPr>
-                <w:rFonts w:ascii="맑은 고딕" w:hAnsi="맑은 고딕" w:eastAsia="맑은 고딕" w:cs="Times New Roman"/>
-                <w:b w:val="0"/>
-                <w:bCs w:val="0"/>
-                <w:i w:val="0"/>
-                <w:color w:val="000000"/>
-                <w:kern w:val="2"/>
+                <w:rFonts w:ascii="맑은 고딕" w:hAnsi="맑은 고딕" w:eastAsia="맑은 고딕"/>
                 <w:sz w:val="24"/>
-                <w:szCs w:val="22"/>
               </w:rPr>
             </w:pPr>
             <w:r>
               <w:rPr>
-                <w:rFonts w:ascii="맑은 고딕" w:hAnsi="맑은 고딕" w:eastAsia="맑은 고딕" w:cs="Times New Roman"/>
-                <w:b w:val="0"/>
-                <w:bCs w:val="0"/>
-                <w:i w:val="0"/>
-                <w:color w:val="000000"/>
-                <w:kern w:val="2"/>
+                <w:rFonts w:eastAsia="맑은 고딕" w:ascii="맑은 고딕" w:hAnsi="맑은 고딕"/>
                 <w:sz w:val="24"/>
-                <w:szCs w:val="22"/>
               </w:rPr>
-              <w:t xml:space="preserve">환경친화형농업</w:t>
+              <w:t>환경친화형농업</w:t>
             </w:r>
           </w:p>
         </w:tc>
@@ -316,42 +225,23 @@
           <w:tcPr>
             <w:tcW w:w="427" w:type="dxa"/>
             <w:tcBorders>
-              <w:left w:val="single" w:sz="2" w:space="0" w:color="000000"/>
+              <w:start w:val="single" w:sz="2" w:space="0" w:color="000000"/>
             </w:tcBorders>
             <w:vAlign w:val="center"/>
           </w:tcPr>
           <w:p>
             <w:pPr>
-              <w:widowControl w:val="0"/>
-              <w:autoSpaceDE w:val="0"/>
-              <w:snapToGrid w:val="0"/>
-              <w:spacing w:before="0" w:after="0" w:line="240" w:lineRule="auto"/>
-              <w:ind w:left="0" w:right="0" w:firstLine="0"/>
-              <w:jc w:val="both"/>
-              <w:textAlignment w:val="baseline"/>
+              <w:pStyle w:val="Style15"/>
+              <w:spacing w:lineRule="auto" w:line="240"/>
               <w:rPr>
-                <w:rFonts w:ascii="바탕" w:hAnsi="바탕" w:eastAsia="바탕" w:cs="Times New Roman"/>
-                <w:b w:val="0"/>
-                <w:bCs w:val="0"/>
-                <w:i w:val="0"/>
-                <w:color w:val="000000"/>
-                <w:kern w:val="2"/>
                 <w:sz w:val="24"/>
-                <w:szCs w:val="22"/>
               </w:rPr>
             </w:pPr>
             <w:r>
               <w:rPr>
-                <w:rFonts w:ascii="바탕" w:hAnsi="바탕" w:eastAsia="바탕" w:cs="Times New Roman"/>
-                <w:b w:val="0"/>
-                <w:bCs w:val="0"/>
-                <w:i w:val="0"/>
-                <w:color w:val="000000"/>
-                <w:kern w:val="2"/>
                 <w:sz w:val="24"/>
-                <w:szCs w:val="22"/>
               </w:rPr>
-              <w:t xml:space="preserve"></w:t>
+              <w:t></w:t>
             </w:r>
           </w:p>
         </w:tc>
@@ -363,36 +253,22 @@
           </w:tcPr>
           <w:p>
             <w:pPr>
-              <w:widowControl w:val="0"/>
-              <w:autoSpaceDE w:val="0"/>
-              <w:snapToGrid w:val="0"/>
-              <w:spacing w:before="0" w:after="0" w:line="240" w:lineRule="auto"/>
-              <w:ind w:left="0" w:right="0" w:firstLine="0"/>
+              <w:pStyle w:val="Style15"/>
+              <w:spacing w:lineRule="auto" w:line="240"/>
               <w:jc w:val="distribute"/>
-              <w:textAlignment w:val="baseline"/>
               <w:rPr>
-                <w:rFonts w:ascii="바탕" w:hAnsi="바탕" w:eastAsia="맑은 고딕" w:cs="Times New Roman"/>
+                <w:rFonts w:eastAsia="맑은 고딕"/>
                 <w:b/>
-                <w:bCs w:val="0"/>
-                <w:i w:val="0"/>
-                <w:color w:val="000000"/>
-                <w:kern w:val="2"/>
                 <w:sz w:val="24"/>
-                <w:szCs w:val="22"/>
               </w:rPr>
             </w:pPr>
             <w:r>
               <w:rPr>
-                <w:rFonts w:ascii="바탕" w:hAnsi="바탕" w:eastAsia="맑은 고딕" w:cs="Times New Roman"/>
+                <w:rFonts w:eastAsia="맑은 고딕"/>
                 <w:b/>
-                <w:bCs w:val="0"/>
-                <w:i w:val="0"/>
-                <w:color w:val="000000"/>
-                <w:kern w:val="2"/>
                 <w:sz w:val="24"/>
-                <w:szCs w:val="22"/>
               </w:rPr>
-              <w:t xml:space="preserve">학번</w:t>
+              <w:t>학번</w:t>
             </w:r>
           </w:p>
         </w:tc>
@@ -404,36 +280,19 @@
           </w:tcPr>
           <w:p>
             <w:pPr>
-              <w:widowControl w:val="0"/>
-              <w:autoSpaceDE w:val="0"/>
-              <w:snapToGrid w:val="0"/>
-              <w:spacing w:before="0" w:after="0" w:line="240" w:lineRule="auto"/>
-              <w:ind w:left="0" w:right="0" w:firstLine="0"/>
-              <w:jc w:val="both"/>
-              <w:textAlignment w:val="baseline"/>
+              <w:pStyle w:val="Style15"/>
+              <w:spacing w:lineRule="auto" w:line="240"/>
               <w:rPr>
-                <w:rFonts w:ascii="맑은 고딕" w:hAnsi="맑은 고딕" w:eastAsia="바탕" w:cs="Times New Roman"/>
-                <w:b w:val="0"/>
-                <w:bCs w:val="0"/>
-                <w:i w:val="0"/>
-                <w:color w:val="000000"/>
-                <w:kern w:val="2"/>
+                <w:rFonts w:ascii="맑은 고딕" w:hAnsi="맑은 고딕"/>
                 <w:sz w:val="24"/>
-                <w:szCs w:val="22"/>
               </w:rPr>
             </w:pPr>
             <w:r>
               <w:rPr>
-                <w:rFonts w:ascii="맑은 고딕" w:hAnsi="맑은 고딕" w:eastAsia="바탕" w:cs="Times New Roman"/>
-                <w:b w:val="0"/>
-                <w:bCs w:val="0"/>
-                <w:i w:val="0"/>
-                <w:color w:val="000000"/>
-                <w:kern w:val="2"/>
+                <w:rFonts w:ascii="맑은 고딕" w:hAnsi="맑은 고딕"/>
                 <w:sz w:val="24"/>
-                <w:szCs w:val="22"/>
               </w:rPr>
-              <w:t xml:space="preserve">:</w:t>
+              <w:t>:</w:t>
             </w:r>
           </w:p>
         </w:tc>
@@ -441,42 +300,26 @@
           <w:tcPr>
             <w:tcW w:w="7285" w:type="dxa"/>
             <w:tcBorders>
-              <w:right w:val="single" w:sz="2" w:space="0" w:color="000000"/>
+              <w:end w:val="single" w:sz="2" w:space="0" w:color="000000"/>
             </w:tcBorders>
             <w:vAlign w:val="center"/>
           </w:tcPr>
           <w:p>
             <w:pPr>
-              <w:widowControl w:val="0"/>
-              <w:autoSpaceDE w:val="0"/>
-              <w:snapToGrid w:val="0"/>
-              <w:spacing w:before="0" w:after="0" w:line="240" w:lineRule="auto"/>
-              <w:ind w:left="0" w:right="0" w:firstLine="0"/>
-              <w:jc w:val="both"/>
-              <w:textAlignment w:val="baseline"/>
+              <w:pStyle w:val="Style15"/>
+              <w:snapToGrid w:val="false"/>
+              <w:spacing w:lineRule="auto" w:line="240"/>
               <w:rPr>
-                <w:rFonts w:ascii="맑은 고딕" w:hAnsi="맑은 고딕" w:eastAsia="맑은 고딕" w:cs="Times New Roman"/>
-                <w:b w:val="0"/>
-                <w:bCs w:val="0"/>
-                <w:i w:val="0"/>
-                <w:color w:val="000000"/>
-                <w:kern w:val="2"/>
+                <w:rFonts w:ascii="맑은 고딕" w:hAnsi="맑은 고딕" w:eastAsia="맑은 고딕"/>
                 <w:sz w:val="24"/>
-                <w:szCs w:val="22"/>
               </w:rPr>
             </w:pPr>
             <w:r>
               <w:rPr>
-                <w:rFonts w:ascii="맑은 고딕" w:hAnsi="맑은 고딕" w:eastAsia="맑은 고딕" w:cs="Times New Roman"/>
-                <w:b w:val="0"/>
-                <w:bCs w:val="0"/>
-                <w:i w:val="0"/>
-                <w:color w:val="000000"/>
-                <w:kern w:val="2"/>
+                <w:rFonts w:eastAsia="맑은 고딕" w:ascii="맑은 고딕" w:hAnsi="맑은 고딕"/>
                 <w:sz w:val="24"/>
-                <w:szCs w:val="22"/>
               </w:rPr>
-              <w:t xml:space="preserve">202631-348563</w:t>
+              <w:t>202631-348563</w:t>
             </w:r>
           </w:p>
         </w:tc>
@@ -489,42 +332,23 @@
           <w:tcPr>
             <w:tcW w:w="427" w:type="dxa"/>
             <w:tcBorders>
-              <w:left w:val="single" w:sz="2" w:space="0" w:color="000000"/>
+              <w:start w:val="single" w:sz="2" w:space="0" w:color="000000"/>
             </w:tcBorders>
             <w:vAlign w:val="center"/>
           </w:tcPr>
           <w:p>
             <w:pPr>
-              <w:widowControl w:val="0"/>
-              <w:autoSpaceDE w:val="0"/>
-              <w:snapToGrid w:val="0"/>
-              <w:spacing w:before="0" w:after="0" w:line="240" w:lineRule="auto"/>
-              <w:ind w:left="0" w:right="0" w:firstLine="0"/>
-              <w:jc w:val="both"/>
-              <w:textAlignment w:val="baseline"/>
+              <w:pStyle w:val="Style15"/>
+              <w:spacing w:lineRule="auto" w:line="240"/>
               <w:rPr>
-                <w:rFonts w:ascii="바탕" w:hAnsi="바탕" w:eastAsia="바탕" w:cs="Times New Roman"/>
-                <w:b w:val="0"/>
-                <w:bCs w:val="0"/>
-                <w:i w:val="0"/>
-                <w:color w:val="000000"/>
-                <w:kern w:val="2"/>
                 <w:sz w:val="24"/>
-                <w:szCs w:val="22"/>
               </w:rPr>
             </w:pPr>
             <w:r>
               <w:rPr>
-                <w:rFonts w:ascii="바탕" w:hAnsi="바탕" w:eastAsia="바탕" w:cs="Times New Roman"/>
-                <w:b w:val="0"/>
-                <w:bCs w:val="0"/>
-                <w:i w:val="0"/>
-                <w:color w:val="000000"/>
-                <w:kern w:val="2"/>
                 <w:sz w:val="24"/>
-                <w:szCs w:val="22"/>
               </w:rPr>
-              <w:t xml:space="preserve"></w:t>
+              <w:t></w:t>
             </w:r>
           </w:p>
         </w:tc>
@@ -536,36 +360,22 @@
           </w:tcPr>
           <w:p>
             <w:pPr>
-              <w:widowControl w:val="0"/>
-              <w:autoSpaceDE w:val="0"/>
-              <w:snapToGrid w:val="0"/>
-              <w:spacing w:before="0" w:after="0" w:line="240" w:lineRule="auto"/>
-              <w:ind w:left="0" w:right="0" w:firstLine="0"/>
+              <w:pStyle w:val="Style15"/>
+              <w:spacing w:lineRule="auto" w:line="240"/>
               <w:jc w:val="distribute"/>
-              <w:textAlignment w:val="baseline"/>
               <w:rPr>
-                <w:rFonts w:ascii="바탕" w:hAnsi="바탕" w:eastAsia="맑은 고딕" w:cs="Times New Roman"/>
+                <w:rFonts w:eastAsia="맑은 고딕"/>
                 <w:b/>
-                <w:bCs w:val="0"/>
-                <w:i w:val="0"/>
-                <w:color w:val="000000"/>
-                <w:kern w:val="2"/>
                 <w:sz w:val="24"/>
-                <w:szCs w:val="22"/>
               </w:rPr>
             </w:pPr>
             <w:r>
               <w:rPr>
-                <w:rFonts w:ascii="바탕" w:hAnsi="바탕" w:eastAsia="맑은 고딕" w:cs="Times New Roman"/>
+                <w:rFonts w:eastAsia="맑은 고딕"/>
                 <w:b/>
-                <w:bCs w:val="0"/>
-                <w:i w:val="0"/>
-                <w:color w:val="000000"/>
-                <w:kern w:val="2"/>
                 <w:sz w:val="24"/>
-                <w:szCs w:val="22"/>
               </w:rPr>
-              <w:t xml:space="preserve">성명</w:t>
+              <w:t>성명</w:t>
             </w:r>
           </w:p>
         </w:tc>
@@ -577,36 +387,19 @@
           </w:tcPr>
           <w:p>
             <w:pPr>
-              <w:widowControl w:val="0"/>
-              <w:autoSpaceDE w:val="0"/>
-              <w:snapToGrid w:val="0"/>
-              <w:spacing w:before="0" w:after="0" w:line="240" w:lineRule="auto"/>
-              <w:ind w:left="0" w:right="0" w:firstLine="0"/>
-              <w:jc w:val="both"/>
-              <w:textAlignment w:val="baseline"/>
+              <w:pStyle w:val="Style15"/>
+              <w:spacing w:lineRule="auto" w:line="240"/>
               <w:rPr>
-                <w:rFonts w:ascii="맑은 고딕" w:hAnsi="맑은 고딕" w:eastAsia="바탕" w:cs="Times New Roman"/>
-                <w:b w:val="0"/>
-                <w:bCs w:val="0"/>
-                <w:i w:val="0"/>
-                <w:color w:val="000000"/>
-                <w:kern w:val="2"/>
+                <w:rFonts w:ascii="맑은 고딕" w:hAnsi="맑은 고딕"/>
                 <w:sz w:val="24"/>
-                <w:szCs w:val="22"/>
               </w:rPr>
             </w:pPr>
             <w:r>
               <w:rPr>
-                <w:rFonts w:ascii="맑은 고딕" w:hAnsi="맑은 고딕" w:eastAsia="바탕" w:cs="Times New Roman"/>
-                <w:b w:val="0"/>
-                <w:bCs w:val="0"/>
-                <w:i w:val="0"/>
-                <w:color w:val="000000"/>
-                <w:kern w:val="2"/>
+                <w:rFonts w:ascii="맑은 고딕" w:hAnsi="맑은 고딕"/>
                 <w:sz w:val="24"/>
-                <w:szCs w:val="22"/>
               </w:rPr>
-              <w:t xml:space="preserve">:</w:t>
+              <w:t>:</w:t>
             </w:r>
           </w:p>
         </w:tc>
@@ -614,42 +407,26 @@
           <w:tcPr>
             <w:tcW w:w="7285" w:type="dxa"/>
             <w:tcBorders>
-              <w:right w:val="single" w:sz="2" w:space="0" w:color="000000"/>
+              <w:end w:val="single" w:sz="2" w:space="0" w:color="000000"/>
             </w:tcBorders>
             <w:vAlign w:val="center"/>
           </w:tcPr>
           <w:p>
             <w:pPr>
-              <w:widowControl w:val="0"/>
-              <w:autoSpaceDE w:val="0"/>
-              <w:snapToGrid w:val="0"/>
-              <w:spacing w:before="0" w:after="0" w:line="240" w:lineRule="auto"/>
-              <w:ind w:left="0" w:right="0" w:firstLine="0"/>
-              <w:jc w:val="both"/>
-              <w:textAlignment w:val="baseline"/>
+              <w:pStyle w:val="Style15"/>
+              <w:snapToGrid w:val="false"/>
+              <w:spacing w:lineRule="auto" w:line="240"/>
               <w:rPr>
-                <w:rFonts w:ascii="맑은 고딕" w:hAnsi="맑은 고딕" w:eastAsia="맑은 고딕" w:cs="Times New Roman"/>
-                <w:b w:val="0"/>
-                <w:bCs w:val="0"/>
-                <w:i w:val="0"/>
-                <w:color w:val="000000"/>
-                <w:kern w:val="2"/>
+                <w:rFonts w:ascii="맑은 고딕" w:hAnsi="맑은 고딕" w:eastAsia="맑은 고딕"/>
                 <w:sz w:val="24"/>
-                <w:szCs w:val="22"/>
               </w:rPr>
             </w:pPr>
             <w:r>
               <w:rPr>
-                <w:rFonts w:ascii="맑은 고딕" w:hAnsi="맑은 고딕" w:eastAsia="맑은 고딕" w:cs="Times New Roman"/>
-                <w:b w:val="0"/>
-                <w:bCs w:val="0"/>
-                <w:i w:val="0"/>
-                <w:color w:val="000000"/>
-                <w:kern w:val="2"/>
+                <w:rFonts w:eastAsia="맑은 고딕" w:ascii="맑은 고딕" w:hAnsi="맑은 고딕"/>
                 <w:sz w:val="24"/>
-                <w:szCs w:val="22"/>
               </w:rPr>
-              <w:t xml:space="preserve">임성렬</w:t>
+              <w:t>임성렬</w:t>
             </w:r>
           </w:p>
         </w:tc>
@@ -662,43 +439,24 @@
           <w:tcPr>
             <w:tcW w:w="427" w:type="dxa"/>
             <w:tcBorders>
-              <w:left w:val="single" w:sz="2" w:space="0" w:color="000000"/>
+              <w:start w:val="single" w:sz="2" w:space="0" w:color="000000"/>
               <w:bottom w:val="single" w:sz="2" w:space="0" w:color="000000"/>
             </w:tcBorders>
             <w:vAlign w:val="center"/>
           </w:tcPr>
           <w:p>
             <w:pPr>
-              <w:widowControl w:val="0"/>
-              <w:autoSpaceDE w:val="0"/>
-              <w:snapToGrid w:val="0"/>
-              <w:spacing w:before="0" w:after="0" w:line="240" w:lineRule="auto"/>
-              <w:ind w:left="0" w:right="0" w:firstLine="0"/>
-              <w:jc w:val="both"/>
-              <w:textAlignment w:val="baseline"/>
+              <w:pStyle w:val="Style15"/>
+              <w:spacing w:lineRule="auto" w:line="240"/>
               <w:rPr>
-                <w:rFonts w:ascii="바탕" w:hAnsi="바탕" w:eastAsia="바탕" w:cs="Times New Roman"/>
-                <w:b w:val="0"/>
-                <w:bCs w:val="0"/>
-                <w:i w:val="0"/>
-                <w:color w:val="000000"/>
-                <w:kern w:val="2"/>
                 <w:sz w:val="24"/>
-                <w:szCs w:val="22"/>
               </w:rPr>
             </w:pPr>
             <w:r>
               <w:rPr>
-                <w:rFonts w:ascii="바탕" w:hAnsi="바탕" w:eastAsia="바탕" w:cs="Times New Roman"/>
-                <w:b w:val="0"/>
-                <w:bCs w:val="0"/>
-                <w:i w:val="0"/>
-                <w:color w:val="000000"/>
-                <w:kern w:val="2"/>
                 <w:sz w:val="24"/>
-                <w:szCs w:val="22"/>
               </w:rPr>
-              <w:t xml:space="preserve"></w:t>
+              <w:t></w:t>
             </w:r>
           </w:p>
         </w:tc>
@@ -712,36 +470,22 @@
           </w:tcPr>
           <w:p>
             <w:pPr>
-              <w:widowControl w:val="0"/>
-              <w:autoSpaceDE w:val="0"/>
-              <w:snapToGrid w:val="0"/>
-              <w:spacing w:before="0" w:after="0" w:line="240" w:lineRule="auto"/>
-              <w:ind w:left="0" w:right="0" w:firstLine="0"/>
+              <w:pStyle w:val="Style15"/>
+              <w:spacing w:lineRule="auto" w:line="240"/>
               <w:jc w:val="distribute"/>
-              <w:textAlignment w:val="baseline"/>
               <w:rPr>
-                <w:rFonts w:ascii="바탕" w:hAnsi="바탕" w:eastAsia="맑은 고딕" w:cs="Times New Roman"/>
+                <w:rFonts w:eastAsia="맑은 고딕"/>
                 <w:b/>
-                <w:bCs w:val="0"/>
-                <w:i w:val="0"/>
-                <w:color w:val="000000"/>
-                <w:kern w:val="2"/>
                 <w:sz w:val="24"/>
-                <w:szCs w:val="22"/>
               </w:rPr>
             </w:pPr>
             <w:r>
               <w:rPr>
-                <w:rFonts w:ascii="바탕" w:hAnsi="바탕" w:eastAsia="맑은 고딕" w:cs="Times New Roman"/>
+                <w:rFonts w:eastAsia="맑은 고딕"/>
                 <w:b/>
-                <w:bCs w:val="0"/>
-                <w:i w:val="0"/>
-                <w:color w:val="000000"/>
-                <w:kern w:val="2"/>
                 <w:sz w:val="24"/>
-                <w:szCs w:val="22"/>
               </w:rPr>
-              <w:t xml:space="preserve">연락처</w:t>
+              <w:t>연락처</w:t>
             </w:r>
           </w:p>
         </w:tc>
@@ -755,36 +499,19 @@
           </w:tcPr>
           <w:p>
             <w:pPr>
-              <w:widowControl w:val="0"/>
-              <w:autoSpaceDE w:val="0"/>
-              <w:snapToGrid w:val="0"/>
-              <w:spacing w:before="0" w:after="0" w:line="240" w:lineRule="auto"/>
-              <w:ind w:left="0" w:right="0" w:firstLine="0"/>
-              <w:jc w:val="both"/>
-              <w:textAlignment w:val="baseline"/>
+              <w:pStyle w:val="Style15"/>
+              <w:spacing w:lineRule="auto" w:line="240"/>
               <w:rPr>
-                <w:rFonts w:ascii="맑은 고딕" w:hAnsi="맑은 고딕" w:eastAsia="바탕" w:cs="Times New Roman"/>
-                <w:b w:val="0"/>
-                <w:bCs w:val="0"/>
-                <w:i w:val="0"/>
-                <w:color w:val="000000"/>
-                <w:kern w:val="2"/>
+                <w:rFonts w:ascii="맑은 고딕" w:hAnsi="맑은 고딕"/>
                 <w:sz w:val="24"/>
-                <w:szCs w:val="22"/>
               </w:rPr>
             </w:pPr>
             <w:r>
               <w:rPr>
-                <w:rFonts w:ascii="맑은 고딕" w:hAnsi="맑은 고딕" w:eastAsia="바탕" w:cs="Times New Roman"/>
-                <w:b w:val="0"/>
-                <w:bCs w:val="0"/>
-                <w:i w:val="0"/>
-                <w:color w:val="000000"/>
-                <w:kern w:val="2"/>
+                <w:rFonts w:ascii="맑은 고딕" w:hAnsi="맑은 고딕"/>
                 <w:sz w:val="24"/>
-                <w:szCs w:val="22"/>
               </w:rPr>
-              <w:t xml:space="preserve">:</w:t>
+              <w:t>:</w:t>
             </w:r>
           </w:p>
         </w:tc>
@@ -793,56 +520,42 @@
             <w:tcW w:w="7285" w:type="dxa"/>
             <w:tcBorders>
               <w:bottom w:val="single" w:sz="2" w:space="0" w:color="000000"/>
-              <w:right w:val="single" w:sz="2" w:space="0" w:color="000000"/>
+              <w:end w:val="single" w:sz="2" w:space="0" w:color="000000"/>
             </w:tcBorders>
             <w:vAlign w:val="center"/>
           </w:tcPr>
           <w:p>
             <w:pPr>
-              <w:widowControl w:val="0"/>
-              <w:autoSpaceDE w:val="0"/>
-              <w:snapToGrid w:val="0"/>
-              <w:spacing w:before="0" w:after="0" w:line="240" w:lineRule="auto"/>
-              <w:ind w:left="0" w:right="0" w:firstLine="0"/>
-              <w:jc w:val="both"/>
-              <w:textAlignment w:val="baseline"/>
+              <w:pStyle w:val="Style15"/>
+              <w:snapToGrid w:val="false"/>
+              <w:spacing w:lineRule="auto" w:line="240"/>
               <w:rPr>
-                <w:rFonts w:ascii="맑은 고딕" w:hAnsi="맑은 고딕" w:eastAsia="맑은 고딕" w:cs="Times New Roman"/>
-                <w:b w:val="0"/>
-                <w:bCs w:val="0"/>
-                <w:i w:val="0"/>
-                <w:color w:val="000000"/>
-                <w:kern w:val="2"/>
+                <w:rFonts w:ascii="맑은 고딕" w:hAnsi="맑은 고딕" w:eastAsia="맑은 고딕"/>
                 <w:sz w:val="24"/>
-                <w:szCs w:val="22"/>
               </w:rPr>
             </w:pPr>
+            <w:r>
+              <w:rPr>
+                <w:rFonts w:eastAsia="맑은 고딕" w:ascii="맑은 고딕" w:hAnsi="맑은 고딕"/>
+                <w:sz w:val="24"/>
+              </w:rPr>
+            </w:r>
           </w:p>
         </w:tc>
       </w:tr>
     </w:tbl>
     <w:p>
       <w:pPr>
-        <w:widowControl w:val="0"/>
-        <w:autoSpaceDE w:val="0"/>
-        <w:snapToGrid w:val="0"/>
-        <w:spacing w:before="0" w:after="0" w:line="384" w:lineRule="auto"/>
-        <w:ind w:left="0" w:right="0" w:firstLine="0"/>
-        <w:jc w:val="both"/>
-        <w:textAlignment w:val="baseline"/>
+        <w:pStyle w:val="Style15"/>
         <w:rPr>
-          <w:rFonts w:ascii="맑은 고딕" w:hAnsi="맑은 고딕" w:eastAsia="맑은 고딕" w:cs="Times New Roman"/>
-          <w:b w:val="0"/>
-          <w:bCs w:val="0"/>
-          <w:i w:val="0"/>
-          <w:color w:val="000000"/>
+          <w:rFonts w:ascii="맑은 고딕" w:hAnsi="맑은 고딕" w:eastAsia="맑은 고딕"/>
           <w:spacing w:val="-5"/>
-          <w:kern w:val="2"/>
-          <w:sz w:val="20"/>
           <w:szCs w:val="20"/>
         </w:rPr>
       </w:pPr>
-      <w:r xmlns:a="http://schemas.openxmlformats.org/drawingml/2006/main" xmlns:pic="http://schemas.openxmlformats.org/drawingml/2006/picture">
+      <w:bookmarkStart w:id="0" w:name="_top"/>
+      <w:bookmarkEnd w:id="0"/>
+      <w:r>
         <w:drawing>
           <wp:anchor behindDoc="0" distT="0" distB="0" distL="114935" distR="114935" simplePos="0" locked="0" layoutInCell="0" allowOverlap="1" relativeHeight="2">
             <wp:simplePos x="0" y="0"/>
@@ -855,21 +568,22 @@
             <wp:extent cx="6120130" cy="144145"/>
             <wp:effectExtent l="0" t="0" r="0" b="0"/>
             <wp:wrapTopAndBottom/>
-            <wp:docPr id="1" name="그림 1"/>
+            <wp:docPr id="1" name="그림 1" descr="" title=""/>
             <wp:cNvGraphicFramePr>
-              <a:graphicFrameLocks noChangeAspect="1"/>
+              <a:graphicFrameLocks xmlns:a="http://schemas.openxmlformats.org/drawingml/2006/main" noChangeAspect="1"/>
             </wp:cNvGraphicFramePr>
-            <a:graphic>
+            <a:graphic xmlns:a="http://schemas.openxmlformats.org/drawingml/2006/main">
               <a:graphicData uri="http://schemas.openxmlformats.org/drawingml/2006/picture">
-                <pic:pic>
+                <pic:pic xmlns:pic="http://schemas.openxmlformats.org/drawingml/2006/picture">
                   <pic:nvPicPr>
-                    <pic:cNvPr id="1" name="그림 1"/>
+                    <pic:cNvPr id="1" name="그림 1" descr="" title=""/>
                     <pic:cNvPicPr>
                       <a:picLocks noChangeAspect="1" noChangeArrowheads="1"/>
                     </pic:cNvPicPr>
                   </pic:nvPicPr>
                   <pic:blipFill>
                     <a:blip r:embed="rId9"/>
+                    <a:srcRect l="-5" t="-236" r="-5" b="-236"/>
                     <a:stretch>
                       <a:fillRect/>
                     </a:stretch>
@@ -891,164 +605,97 @@
       </w:r>
       <w:r>
         <w:rPr>
-          <w:rFonts w:ascii="맑은 고딕" w:hAnsi="맑은 고딕" w:eastAsia="맑은 고딕" w:cs="맑은 고딕"/>
-          <w:b w:val="0"/>
-          <w:bCs w:val="0"/>
-          <w:i w:val="0"/>
-          <w:color w:val="000000"/>
+          <w:rFonts w:eastAsia="맑은 고딕" w:cs="맑은 고딕" w:ascii="맑은 고딕" w:hAnsi="맑은 고딕"/>
           <w:spacing w:val="-5"/>
-          <w:kern w:val="2"/>
-          <w:sz w:val="20"/>
           <w:szCs w:val="20"/>
         </w:rPr>
         <w:t xml:space="preserve"> </w:t>
       </w:r>
       <w:r>
         <w:rPr>
-          <w:rFonts w:ascii="맑은 고딕" w:hAnsi="맑은 고딕" w:eastAsia="바탕" w:cs="Times New Roman"/>
-          <w:b w:val="0"/>
-          <w:bCs w:val="0"/>
-          <w:i w:val="0"/>
-          <w:color w:val="000000"/>
+          <w:rFonts w:ascii="맑은 고딕" w:hAnsi="맑은 고딕"/>
           <w:spacing w:val="-5"/>
-          <w:kern w:val="2"/>
-          <w:sz w:val="20"/>
           <w:szCs w:val="20"/>
         </w:rPr>
-        <w:t xml:space="preserve">※</w:t>
+        <w:t>※</w:t>
       </w:r>
       <w:r>
         <w:rPr>
-          <w:rFonts w:ascii="맑은 고딕" w:hAnsi="맑은 고딕" w:eastAsia="맑은 고딕" w:cs="맑은 고딕"/>
-          <w:b w:val="0"/>
-          <w:bCs w:val="0"/>
-          <w:i w:val="0"/>
-          <w:color w:val="000000"/>
+          <w:rFonts w:eastAsia="맑은 고딕" w:cs="맑은 고딕" w:ascii="맑은 고딕" w:hAnsi="맑은 고딕"/>
           <w:spacing w:val="-5"/>
-          <w:kern w:val="2"/>
-          <w:sz w:val="20"/>
           <w:szCs w:val="20"/>
         </w:rPr>
         <w:t xml:space="preserve"> </w:t>
       </w:r>
       <w:r>
         <w:rPr>
-          <w:rFonts w:ascii="맑은 고딕" w:hAnsi="맑은 고딕" w:eastAsia="맑은 고딕" w:cs="Times New Roman"/>
-          <w:b w:val="0"/>
-          <w:bCs w:val="0"/>
-          <w:i w:val="0"/>
-          <w:color w:val="000000"/>
+          <w:rFonts w:eastAsia="맑은 고딕" w:ascii="맑은 고딕" w:hAnsi="맑은 고딕"/>
           <w:spacing w:val="-5"/>
-          <w:kern w:val="2"/>
-          <w:sz w:val="20"/>
           <w:szCs w:val="20"/>
         </w:rPr>
-        <w:t xml:space="preserve">A4</w:t>
+        <w:t>A4</w:t>
       </w:r>
       <w:r>
         <w:rPr>
-          <w:rFonts w:ascii="맑은 고딕" w:hAnsi="맑은 고딕" w:eastAsia="맑은 고딕" w:cs="Times New Roman"/>
-          <w:b w:val="0"/>
-          <w:bCs w:val="0"/>
-          <w:i w:val="0"/>
-          <w:color w:val="000000"/>
+          <w:rFonts w:ascii="맑은 고딕" w:hAnsi="맑은 고딕" w:eastAsia="맑은 고딕"/>
           <w:spacing w:val="-5"/>
-          <w:kern w:val="2"/>
-          <w:sz w:val="20"/>
           <w:szCs w:val="20"/>
         </w:rPr>
-        <w:t xml:space="preserve">용지 편집 사용</w:t>
+        <w:t>용지 편집 사용</w:t>
       </w:r>
     </w:p>
     <w:p>
       <w:pPr>
-        <w:widowControl w:val="0"/>
-        <w:autoSpaceDE w:val="0"/>
-        <w:snapToGrid w:val="0"/>
-        <w:spacing w:before="0" w:after="0" w:line="240" w:lineRule="auto"/>
-        <w:ind w:left="0" w:right="0" w:firstLine="0"/>
-        <w:jc w:val="both"/>
-        <w:textAlignment w:val="baseline"/>
+        <w:pStyle w:val="Style15"/>
+        <w:spacing w:lineRule="auto" w:line="240"/>
         <w:rPr>
           <w:rFonts w:ascii="맑은 고딕" w:hAnsi="맑은 고딕" w:eastAsia="맑은 고딕" w:cs="맑은 고딕"/>
-          <w:b w:val="0"/>
-          <w:bCs w:val="0"/>
-          <w:i w:val="0"/>
           <w:strike/>
-          <w:color w:val="000000"/>
           <w:spacing w:val="-5"/>
-          <w:kern w:val="2"/>
           <w:sz w:val="24"/>
-          <w:szCs w:val="24"/>
         </w:rPr>
       </w:pPr>
       <w:r>
         <w:rPr>
-          <w:rFonts w:ascii="맑은 고딕" w:hAnsi="맑은 고딕" w:eastAsia="맑은 고딕" w:cs="맑은 고딕"/>
-          <w:b w:val="0"/>
-          <w:bCs w:val="0"/>
-          <w:i w:val="0"/>
+          <w:rFonts w:eastAsia="맑은 고딕" w:cs="맑은 고딕" w:ascii="맑은 고딕" w:hAnsi="맑은 고딕"/>
           <w:strike/>
-          <w:color w:val="000000"/>
           <w:spacing w:val="-5"/>
-          <w:kern w:val="2"/>
           <w:sz w:val="24"/>
-          <w:szCs w:val="24"/>
         </w:rPr>
         <w:t xml:space="preserve">                                                                                        </w:t>
       </w:r>
     </w:p>
     <w:p>
       <w:pPr>
-        <w:widowControl w:val="0"/>
-        <w:autoSpaceDE w:val="0"/>
-        <w:snapToGrid w:val="0"/>
-        <w:spacing w:before="0" w:after="0" w:line="384" w:lineRule="auto"/>
-        <w:ind w:left="0" w:right="0" w:firstLine="0"/>
-        <w:jc w:val="both"/>
-        <w:textAlignment w:val="baseline"/>
+        <w:pStyle w:val="Style15"/>
         <w:rPr>
-          <w:rFonts w:ascii="맑은 고딕" w:hAnsi="맑은 고딕" w:eastAsia="맑은 고딕" w:cs="Times New Roman"/>
-          <w:b w:val="0"/>
-          <w:bCs w:val="0"/>
-          <w:i w:val="0"/>
-          <w:color w:val="000000"/>
+          <w:rFonts w:ascii="맑은 고딕" w:hAnsi="맑은 고딕" w:eastAsia="맑은 고딕"/>
           <w:spacing w:val="-5"/>
-          <w:kern w:val="2"/>
           <w:sz w:val="24"/>
-          <w:szCs w:val="24"/>
         </w:rPr>
         <w:sectPr>
+          <w:type w:val="nextPage"/>
           <w:pgSz w:w="11906" w:h="16838"/>
-          <w:pgMar w:top="1984" w:right="1134" w:bottom="1700" w:left="1134" w:header="1134" w:footer="850" w:gutter="0"/>
-          <w:cols w:space="720"/>
+          <w:pgMar w:left="1134" w:right="1134" w:gutter="0" w:header="0" w:top="1984" w:footer="0" w:bottom="1700"/>
+          <w:pgNumType w:fmt="decimal"/>
+          <w:formProt w:val="false"/>
+          <w:textDirection w:val="lrTb"/>
+          <w:docGrid w:type="default" w:linePitch="360" w:charSpace="0"/>
         </w:sectPr>
       </w:pPr>
       <w:r>
         <w:rPr>
-          <w:rFonts w:ascii="맑은 고딕" w:hAnsi="맑은 고딕" w:eastAsia="맑은 고딕" w:cs="Times New Roman"/>
-          <w:b w:val="0"/>
-          <w:bCs w:val="0"/>
-          <w:i w:val="0"/>
-          <w:color w:val="000000"/>
+          <w:rFonts w:eastAsia="맑은 고딕" w:ascii="맑은 고딕" w:hAnsi="맑은 고딕"/>
           <w:spacing w:val="-5"/>
-          <w:kern w:val="2"/>
           <w:sz w:val="24"/>
-          <w:szCs w:val="24"/>
         </w:rPr>
         <w:t xml:space="preserve">- </w:t>
       </w:r>
       <w:r>
         <w:rPr>
-          <w:rFonts w:ascii="맑은 고딕" w:hAnsi="맑은 고딕" w:eastAsia="맑은 고딕" w:cs="Times New Roman"/>
-          <w:b w:val="0"/>
-          <w:bCs w:val="0"/>
-          <w:i w:val="0"/>
-          <w:color w:val="000000"/>
+          <w:rFonts w:ascii="맑은 고딕" w:hAnsi="맑은 고딕" w:eastAsia="맑은 고딕"/>
           <w:spacing w:val="-5"/>
-          <w:kern w:val="2"/>
           <w:sz w:val="24"/>
-          <w:szCs w:val="24"/>
         </w:rPr>
         <w:t xml:space="preserve">이하 작성  </w:t>
       </w:r>
@@ -13967,6 +13614,28 @@
       </w:tcPr>
     </w:tblStylePr>
   </w:style>
+  <w:style w:type="paragraph" w:styleId="Style15">
+    <w:name w:val="바탕글"/>
+    <w:qFormat/>
+    <w:pPr>
+      <w:widowControl w:val="false"/>
+      <w:pBdr/>
+      <w:autoSpaceDE w:val="false"/>
+      <w:bidi w:val="0"/>
+      <w:snapToGrid w:val="false"/>
+      <w:spacing w:lineRule="auto" w:line="384" w:before="0" w:after="0"/>
+      <w:jc w:val="both"/>
+      <w:textAlignment w:val="baseline"/>
+    </w:pPr>
+    <w:rPr>
+      <w:rFonts w:ascii="바탕" w:hAnsi="바탕" w:eastAsia="바탕" w:cs="Times New Roman"/>
+      <w:color w:val="000000"/>
+      <w:kern w:val="2"/>
+      <w:sz w:val="20"/>
+      <w:szCs w:val="22"/>
+      <w:lang w:val="en-US" w:eastAsia="ko-KR" w:bidi="ar-SA"/>
+    </w:rPr>
+  </w:style>
 </w:styles>
 </file>
 
